--- a/5/Assignment  on Aggregate Functions (MCA) Assign 5.docx
+++ b/5/Assignment  on Aggregate Functions (MCA) Assign 5.docx
@@ -202,6 +202,10 @@
     </w:p>
     <w:p>
       <w:r>
+        <w:rPr>
+          <w:noProof/>
+          <w:lang w:eastAsia="en-IN"/>
+        </w:rPr>
         <w:drawing>
           <wp:inline distT="0" distB="0" distL="0" distR="0" wp14:anchorId="3032CFC7" wp14:editId="6201F6F9">
             <wp:extent cx="5705475" cy="2953876"/>
@@ -326,6 +330,10 @@
     </w:p>
     <w:p>
       <w:r>
+        <w:rPr>
+          <w:noProof/>
+          <w:lang w:eastAsia="en-IN"/>
+        </w:rPr>
         <w:drawing>
           <wp:inline distT="0" distB="0" distL="0" distR="0" wp14:anchorId="48C38B85" wp14:editId="5E2FD8E4">
             <wp:extent cx="5731510" cy="895350"/>
@@ -508,8 +516,11 @@
       </w:r>
     </w:p>
     <w:p>
-      <w:bookmarkStart w:id="0" w:name="_GoBack"/>
-      <w:r>
+      <w:r>
+        <w:rPr>
+          <w:noProof/>
+          <w:lang w:eastAsia="en-IN"/>
+        </w:rPr>
         <w:drawing>
           <wp:inline distT="0" distB="0" distL="0" distR="0" wp14:anchorId="50276A48" wp14:editId="686C9058">
             <wp:extent cx="5731510" cy="1066165"/>
@@ -546,7 +557,6 @@
           </wp:inline>
         </w:drawing>
       </w:r>
-      <w:bookmarkEnd w:id="0"/>
     </w:p>
     <w:p/>
     <w:p>
@@ -556,44 +566,1491 @@
       </w:r>
     </w:p>
     <w:p>
+      <w:pPr>
+        <w:pStyle w:val="HTMLPreformatted"/>
+        <w:pBdr>
+          <w:top w:val="inset" w:sz="6" w:space="2" w:color="CCCCCC"/>
+          <w:left w:val="inset" w:sz="6" w:space="2" w:color="CCCCCC"/>
+          <w:bottom w:val="inset" w:sz="6" w:space="2" w:color="CCCCCC"/>
+          <w:right w:val="inset" w:sz="6" w:space="2" w:color="CCCCCC"/>
+        </w:pBdr>
+        <w:spacing w:before="240"/>
+        <w:rPr>
+          <w:color w:val="000000"/>
+        </w:rPr>
+      </w:pPr>
+      <w:r>
+        <w:t>A:</w:t>
+      </w:r>
+      <w:r>
+        <w:rPr>
+          <w:rStyle w:val="Heading3Char"/>
+          <w:color w:val="000000"/>
+        </w:rPr>
+        <w:t xml:space="preserve"> </w:t>
+      </w:r>
+      <w:hyperlink r:id="rId16" w:tgtFrame="_blank" w:history="1">
+        <w:r>
+          <w:rPr>
+            <w:rStyle w:val="Hyperlink"/>
+            <w:rFonts w:eastAsiaTheme="majorEastAsia"/>
+            <w:b/>
+            <w:bCs/>
+            <w:color w:val="000080"/>
+          </w:rPr>
+          <w:t>SELECT</w:t>
+        </w:r>
+      </w:hyperlink>
+      <w:r>
+        <w:rPr>
+          <w:rStyle w:val="jush"/>
+          <w:rFonts w:eastAsiaTheme="majorEastAsia"/>
+          <w:color w:val="000000"/>
+        </w:rPr>
+        <w:t xml:space="preserve"> </w:t>
+      </w:r>
+      <w:hyperlink r:id="rId17" w:tgtFrame="_blank" w:history="1">
+        <w:proofErr w:type="gramStart"/>
+        <w:r>
+          <w:rPr>
+            <w:rStyle w:val="Hyperlink"/>
+            <w:rFonts w:eastAsiaTheme="majorEastAsia"/>
+            <w:b/>
+            <w:bCs/>
+            <w:color w:val="000080"/>
+          </w:rPr>
+          <w:t>COUNT</w:t>
+        </w:r>
+        <w:proofErr w:type="gramEnd"/>
+      </w:hyperlink>
+      <w:r>
+        <w:rPr>
+          <w:rStyle w:val="jush"/>
+          <w:rFonts w:eastAsiaTheme="majorEastAsia"/>
+          <w:color w:val="000000"/>
+        </w:rPr>
+        <w:t xml:space="preserve">(*) AS </w:t>
+      </w:r>
+      <w:proofErr w:type="spellStart"/>
+      <w:r>
+        <w:rPr>
+          <w:rStyle w:val="jush"/>
+          <w:rFonts w:eastAsiaTheme="majorEastAsia"/>
+          <w:color w:val="000000"/>
+        </w:rPr>
+        <w:t>clerk_count</w:t>
+      </w:r>
+      <w:proofErr w:type="spellEnd"/>
+      <w:r>
+        <w:rPr>
+          <w:color w:val="000000"/>
+        </w:rPr>
+        <w:br/>
+      </w:r>
+      <w:r>
+        <w:rPr>
+          <w:rStyle w:val="jush"/>
+          <w:rFonts w:eastAsiaTheme="majorEastAsia"/>
+          <w:color w:val="000000"/>
+        </w:rPr>
+        <w:t>FROM EMP</w:t>
+      </w:r>
+      <w:r>
+        <w:rPr>
+          <w:color w:val="000000"/>
+        </w:rPr>
+        <w:br/>
+      </w:r>
+      <w:r>
+        <w:rPr>
+          <w:rStyle w:val="jush"/>
+          <w:rFonts w:eastAsiaTheme="majorEastAsia"/>
+          <w:color w:val="000000"/>
+        </w:rPr>
+        <w:t xml:space="preserve">WHERE JOB = </w:t>
+      </w:r>
+      <w:r>
+        <w:rPr>
+          <w:rStyle w:val="jush-op"/>
+          <w:rFonts w:eastAsiaTheme="majorEastAsia"/>
+          <w:color w:val="008000"/>
+        </w:rPr>
+        <w:t>'</w:t>
+      </w:r>
+      <w:r>
+        <w:rPr>
+          <w:rStyle w:val="jush-sqlapo"/>
+          <w:rFonts w:eastAsiaTheme="majorEastAsia"/>
+          <w:color w:val="008000"/>
+        </w:rPr>
+        <w:t>CLERK</w:t>
+      </w:r>
+      <w:r>
+        <w:rPr>
+          <w:rStyle w:val="jush-op"/>
+          <w:rFonts w:eastAsiaTheme="majorEastAsia"/>
+          <w:color w:val="008000"/>
+        </w:rPr>
+        <w:t>'</w:t>
+      </w:r>
+      <w:r>
+        <w:rPr>
+          <w:color w:val="000000"/>
+        </w:rPr>
+        <w:br/>
+      </w:r>
+      <w:hyperlink r:id="rId18" w:tgtFrame="_blank" w:history="1">
+        <w:r>
+          <w:rPr>
+            <w:rStyle w:val="Hyperlink"/>
+            <w:rFonts w:eastAsiaTheme="majorEastAsia"/>
+            <w:b/>
+            <w:bCs/>
+            <w:color w:val="000080"/>
+          </w:rPr>
+          <w:t>AND</w:t>
+        </w:r>
+      </w:hyperlink>
+      <w:r>
+        <w:rPr>
+          <w:rStyle w:val="jush"/>
+          <w:rFonts w:eastAsiaTheme="majorEastAsia"/>
+          <w:color w:val="000000"/>
+        </w:rPr>
+        <w:t xml:space="preserve"> HIREDATE &gt; DATE </w:t>
+      </w:r>
+      <w:r>
+        <w:rPr>
+          <w:rStyle w:val="jush-op"/>
+          <w:rFonts w:eastAsiaTheme="majorEastAsia"/>
+          <w:color w:val="008000"/>
+        </w:rPr>
+        <w:t>'</w:t>
+      </w:r>
+      <w:r>
+        <w:rPr>
+          <w:rStyle w:val="jush-sqlapo"/>
+          <w:rFonts w:eastAsiaTheme="majorEastAsia"/>
+          <w:color w:val="008000"/>
+        </w:rPr>
+        <w:t>1981-01-01</w:t>
+      </w:r>
+      <w:r>
+        <w:rPr>
+          <w:rStyle w:val="jush-op"/>
+          <w:rFonts w:eastAsiaTheme="majorEastAsia"/>
+          <w:color w:val="008000"/>
+        </w:rPr>
+        <w:t>'</w:t>
+      </w:r>
+      <w:r>
+        <w:rPr>
+          <w:rStyle w:val="jush"/>
+          <w:rFonts w:eastAsiaTheme="majorEastAsia"/>
+          <w:color w:val="000000"/>
+        </w:rPr>
+        <w:t>;</w:t>
+      </w:r>
+    </w:p>
+    <w:p>
+      <w:r>
+        <w:drawing>
+          <wp:inline distT="0" distB="0" distL="0" distR="0" wp14:anchorId="076E1F9A" wp14:editId="26BF08ED">
+            <wp:extent cx="5677692" cy="1609950"/>
+            <wp:effectExtent l="0" t="0" r="0" b="9525"/>
+            <wp:docPr id="4" name="Picture 4"/>
+            <wp:cNvGraphicFramePr>
+              <a:graphicFrameLocks xmlns:a="http://schemas.openxmlformats.org/drawingml/2006/main" noChangeAspect="1"/>
+            </wp:cNvGraphicFramePr>
+            <a:graphic xmlns:a="http://schemas.openxmlformats.org/drawingml/2006/main">
+              <a:graphicData uri="http://schemas.openxmlformats.org/drawingml/2006/picture">
+                <pic:pic xmlns:pic="http://schemas.openxmlformats.org/drawingml/2006/picture">
+                  <pic:nvPicPr>
+                    <pic:cNvPr id="1" name=""/>
+                    <pic:cNvPicPr/>
+                  </pic:nvPicPr>
+                  <pic:blipFill>
+                    <a:blip r:embed="rId19"/>
+                    <a:stretch>
+                      <a:fillRect/>
+                    </a:stretch>
+                  </pic:blipFill>
+                  <pic:spPr>
+                    <a:xfrm>
+                      <a:off x="0" y="0"/>
+                      <a:ext cx="5677692" cy="1609950"/>
+                    </a:xfrm>
+                    <a:prstGeom prst="rect">
+                      <a:avLst/>
+                    </a:prstGeom>
+                  </pic:spPr>
+                </pic:pic>
+              </a:graphicData>
+            </a:graphic>
+          </wp:inline>
+        </w:drawing>
+      </w:r>
+    </w:p>
+    <w:p>
       <w:r>
         <w:t>6. Display the employee name and total salary, including commission. Replace NULL commission with 0.</w:t>
       </w:r>
     </w:p>
     <w:p>
+      <w:pPr>
+        <w:pStyle w:val="HTMLPreformatted"/>
+        <w:pBdr>
+          <w:top w:val="inset" w:sz="6" w:space="2" w:color="CCCCCC"/>
+          <w:left w:val="inset" w:sz="6" w:space="2" w:color="CCCCCC"/>
+          <w:bottom w:val="inset" w:sz="6" w:space="2" w:color="CCCCCC"/>
+          <w:right w:val="inset" w:sz="6" w:space="2" w:color="CCCCCC"/>
+        </w:pBdr>
+        <w:spacing w:before="240"/>
+        <w:rPr>
+          <w:color w:val="000000"/>
+        </w:rPr>
+      </w:pPr>
+      <w:r>
+        <w:t xml:space="preserve">A: </w:t>
+      </w:r>
+      <w:hyperlink r:id="rId20" w:tgtFrame="_blank" w:history="1">
+        <w:r>
+          <w:rPr>
+            <w:rStyle w:val="Hyperlink"/>
+            <w:rFonts w:eastAsiaTheme="majorEastAsia"/>
+            <w:b/>
+            <w:bCs/>
+          </w:rPr>
+          <w:t>SELECT</w:t>
+        </w:r>
+      </w:hyperlink>
+      <w:r>
+        <w:rPr>
+          <w:rStyle w:val="jush"/>
+          <w:rFonts w:eastAsiaTheme="majorEastAsia"/>
+          <w:color w:val="000000"/>
+        </w:rPr>
+        <w:t xml:space="preserve"> ENAME</w:t>
+      </w:r>
+      <w:proofErr w:type="gramStart"/>
+      <w:r>
+        <w:rPr>
+          <w:rStyle w:val="jush"/>
+          <w:rFonts w:eastAsiaTheme="majorEastAsia"/>
+          <w:color w:val="000000"/>
+        </w:rPr>
+        <w:t>,SAL</w:t>
+      </w:r>
+      <w:proofErr w:type="gramEnd"/>
+      <w:r>
+        <w:rPr>
+          <w:rStyle w:val="jush"/>
+          <w:rFonts w:eastAsiaTheme="majorEastAsia"/>
+          <w:color w:val="000000"/>
+        </w:rPr>
+        <w:t xml:space="preserve"> + </w:t>
+      </w:r>
+      <w:hyperlink r:id="rId21" w:tgtFrame="_blank" w:history="1">
+        <w:r>
+          <w:rPr>
+            <w:rStyle w:val="Hyperlink"/>
+            <w:rFonts w:eastAsiaTheme="majorEastAsia"/>
+            <w:b/>
+            <w:bCs/>
+            <w:color w:val="000080"/>
+          </w:rPr>
+          <w:t>COALESCE</w:t>
+        </w:r>
+      </w:hyperlink>
+      <w:r>
+        <w:rPr>
+          <w:rStyle w:val="jush"/>
+          <w:rFonts w:eastAsiaTheme="majorEastAsia"/>
+          <w:color w:val="000000"/>
+        </w:rPr>
+        <w:t xml:space="preserve">(COMM, </w:t>
+      </w:r>
+      <w:r>
+        <w:rPr>
+          <w:rStyle w:val="jush-op"/>
+          <w:rFonts w:eastAsiaTheme="majorEastAsia"/>
+          <w:color w:val="007F7F"/>
+        </w:rPr>
+        <w:t>0</w:t>
+      </w:r>
+      <w:r>
+        <w:rPr>
+          <w:rStyle w:val="jush"/>
+          <w:rFonts w:eastAsiaTheme="majorEastAsia"/>
+          <w:color w:val="000000"/>
+        </w:rPr>
+        <w:t>) AS TOTAL_SALARY FROM EMP;</w:t>
+      </w:r>
+    </w:p>
+    <w:p>
+      <w:r>
+        <w:drawing>
+          <wp:inline distT="0" distB="0" distL="0" distR="0" wp14:anchorId="0E5F634A" wp14:editId="56F1475F">
+            <wp:extent cx="5731510" cy="3792220"/>
+            <wp:effectExtent l="0" t="0" r="2540" b="0"/>
+            <wp:docPr id="5" name="Picture 5"/>
+            <wp:cNvGraphicFramePr>
+              <a:graphicFrameLocks xmlns:a="http://schemas.openxmlformats.org/drawingml/2006/main" noChangeAspect="1"/>
+            </wp:cNvGraphicFramePr>
+            <a:graphic xmlns:a="http://schemas.openxmlformats.org/drawingml/2006/main">
+              <a:graphicData uri="http://schemas.openxmlformats.org/drawingml/2006/picture">
+                <pic:pic xmlns:pic="http://schemas.openxmlformats.org/drawingml/2006/picture">
+                  <pic:nvPicPr>
+                    <pic:cNvPr id="1" name=""/>
+                    <pic:cNvPicPr/>
+                  </pic:nvPicPr>
+                  <pic:blipFill>
+                    <a:blip r:embed="rId22"/>
+                    <a:stretch>
+                      <a:fillRect/>
+                    </a:stretch>
+                  </pic:blipFill>
+                  <pic:spPr>
+                    <a:xfrm>
+                      <a:off x="0" y="0"/>
+                      <a:ext cx="5731510" cy="3792220"/>
+                    </a:xfrm>
+                    <a:prstGeom prst="rect">
+                      <a:avLst/>
+                    </a:prstGeom>
+                  </pic:spPr>
+                </pic:pic>
+              </a:graphicData>
+            </a:graphic>
+          </wp:inline>
+        </w:drawing>
+      </w:r>
+    </w:p>
+    <w:p>
       <w:r>
         <w:t>7. Find the annual compensation of al</w:t>
       </w:r>
       <w:r>
-        <w:t>l managers, calculated as (12 times (SAL + COALESCE(COMM,0))</w:t>
+        <w:t xml:space="preserve">l managers, calculated as (12 times (SAL + </w:t>
+      </w:r>
+      <w:proofErr w:type="gramStart"/>
+      <w:r>
+        <w:t>COALESCE(</w:t>
+      </w:r>
+      <w:proofErr w:type="gramEnd"/>
+      <w:r>
+        <w:t>COMM,0))</w:t>
       </w:r>
       <w:r>
         <w:t>).</w:t>
       </w:r>
     </w:p>
     <w:p>
+      <w:pPr>
+        <w:pStyle w:val="HTMLPreformatted"/>
+        <w:pBdr>
+          <w:top w:val="inset" w:sz="6" w:space="2" w:color="CCCCCC"/>
+          <w:left w:val="inset" w:sz="6" w:space="2" w:color="CCCCCC"/>
+          <w:bottom w:val="inset" w:sz="6" w:space="2" w:color="CCCCCC"/>
+          <w:right w:val="inset" w:sz="6" w:space="2" w:color="CCCCCC"/>
+        </w:pBdr>
+        <w:spacing w:before="240"/>
+        <w:rPr>
+          <w:color w:val="000000"/>
+        </w:rPr>
+      </w:pPr>
+      <w:r>
+        <w:t>A:</w:t>
+      </w:r>
+      <w:r>
+        <w:rPr>
+          <w:rStyle w:val="Heading3Char"/>
+          <w:color w:val="000000"/>
+        </w:rPr>
+        <w:t xml:space="preserve"> </w:t>
+      </w:r>
+      <w:hyperlink r:id="rId23" w:tgtFrame="_blank" w:history="1">
+        <w:r>
+          <w:rPr>
+            <w:rStyle w:val="Hyperlink"/>
+            <w:rFonts w:eastAsiaTheme="majorEastAsia"/>
+            <w:b/>
+            <w:bCs/>
+          </w:rPr>
+          <w:t>SELECT</w:t>
+        </w:r>
+      </w:hyperlink>
+      <w:r>
+        <w:rPr>
+          <w:rStyle w:val="jush"/>
+          <w:rFonts w:eastAsiaTheme="majorEastAsia"/>
+          <w:color w:val="000000"/>
+        </w:rPr>
+        <w:t xml:space="preserve"> ENAME</w:t>
+      </w:r>
+      <w:proofErr w:type="gramStart"/>
+      <w:r>
+        <w:rPr>
+          <w:rStyle w:val="jush"/>
+          <w:rFonts w:eastAsiaTheme="majorEastAsia"/>
+          <w:color w:val="000000"/>
+        </w:rPr>
+        <w:t>,</w:t>
+      </w:r>
+      <w:proofErr w:type="gramEnd"/>
+      <w:r>
+        <w:rPr>
+          <w:color w:val="000000"/>
+        </w:rPr>
+        <w:br/>
+      </w:r>
+      <w:r>
+        <w:rPr>
+          <w:rStyle w:val="jush-op"/>
+          <w:rFonts w:eastAsiaTheme="majorEastAsia"/>
+          <w:color w:val="007F7F"/>
+        </w:rPr>
+        <w:t>12</w:t>
+      </w:r>
+      <w:r>
+        <w:rPr>
+          <w:rStyle w:val="jush"/>
+          <w:rFonts w:eastAsiaTheme="majorEastAsia"/>
+          <w:color w:val="000000"/>
+        </w:rPr>
+        <w:t xml:space="preserve"> * (SAL + </w:t>
+      </w:r>
+      <w:hyperlink r:id="rId24" w:tgtFrame="_blank" w:history="1">
+        <w:r>
+          <w:rPr>
+            <w:rStyle w:val="Hyperlink"/>
+            <w:rFonts w:eastAsiaTheme="majorEastAsia"/>
+            <w:b/>
+            <w:bCs/>
+            <w:color w:val="000080"/>
+          </w:rPr>
+          <w:t>COALESCE</w:t>
+        </w:r>
+      </w:hyperlink>
+      <w:r>
+        <w:rPr>
+          <w:rStyle w:val="jush"/>
+          <w:rFonts w:eastAsiaTheme="majorEastAsia"/>
+          <w:color w:val="000000"/>
+        </w:rPr>
+        <w:t xml:space="preserve">(COMM, </w:t>
+      </w:r>
+      <w:r>
+        <w:rPr>
+          <w:rStyle w:val="jush-op"/>
+          <w:rFonts w:eastAsiaTheme="majorEastAsia"/>
+          <w:color w:val="007F7F"/>
+        </w:rPr>
+        <w:t>0</w:t>
+      </w:r>
+      <w:r>
+        <w:rPr>
+          <w:rStyle w:val="jush"/>
+          <w:rFonts w:eastAsiaTheme="majorEastAsia"/>
+          <w:color w:val="000000"/>
+        </w:rPr>
+        <w:t>)) AS ANNUAL_COMPENSATION</w:t>
+      </w:r>
+      <w:r>
+        <w:rPr>
+          <w:color w:val="000000"/>
+        </w:rPr>
+        <w:br/>
+      </w:r>
+      <w:r>
+        <w:rPr>
+          <w:rStyle w:val="jush"/>
+          <w:rFonts w:eastAsiaTheme="majorEastAsia"/>
+          <w:color w:val="000000"/>
+        </w:rPr>
+        <w:t>FROM EMP</w:t>
+      </w:r>
+      <w:r>
+        <w:rPr>
+          <w:color w:val="000000"/>
+        </w:rPr>
+        <w:br/>
+      </w:r>
+      <w:r>
+        <w:rPr>
+          <w:rStyle w:val="jush"/>
+          <w:rFonts w:eastAsiaTheme="majorEastAsia"/>
+          <w:color w:val="000000"/>
+        </w:rPr>
+        <w:t xml:space="preserve">WHERE JOB = </w:t>
+      </w:r>
+      <w:r>
+        <w:rPr>
+          <w:rStyle w:val="jush-op"/>
+          <w:rFonts w:eastAsiaTheme="majorEastAsia"/>
+          <w:color w:val="008000"/>
+        </w:rPr>
+        <w:t>'</w:t>
+      </w:r>
+      <w:r>
+        <w:rPr>
+          <w:rStyle w:val="jush-sqlapo"/>
+          <w:rFonts w:eastAsiaTheme="majorEastAsia"/>
+          <w:color w:val="008000"/>
+        </w:rPr>
+        <w:t>MANAGER</w:t>
+      </w:r>
+      <w:r>
+        <w:rPr>
+          <w:rStyle w:val="jush-op"/>
+          <w:rFonts w:eastAsiaTheme="majorEastAsia"/>
+          <w:color w:val="008000"/>
+        </w:rPr>
+        <w:t>'</w:t>
+      </w:r>
+    </w:p>
+    <w:p>
+      <w:r>
+        <w:lastRenderedPageBreak/>
+        <w:drawing>
+          <wp:inline distT="0" distB="0" distL="0" distR="0" wp14:anchorId="29142362" wp14:editId="62A03D9F">
+            <wp:extent cx="5731510" cy="1438275"/>
+            <wp:effectExtent l="0" t="0" r="2540" b="9525"/>
+            <wp:docPr id="6" name="Picture 6"/>
+            <wp:cNvGraphicFramePr>
+              <a:graphicFrameLocks xmlns:a="http://schemas.openxmlformats.org/drawingml/2006/main" noChangeAspect="1"/>
+            </wp:cNvGraphicFramePr>
+            <a:graphic xmlns:a="http://schemas.openxmlformats.org/drawingml/2006/main">
+              <a:graphicData uri="http://schemas.openxmlformats.org/drawingml/2006/picture">
+                <pic:pic xmlns:pic="http://schemas.openxmlformats.org/drawingml/2006/picture">
+                  <pic:nvPicPr>
+                    <pic:cNvPr id="1" name=""/>
+                    <pic:cNvPicPr/>
+                  </pic:nvPicPr>
+                  <pic:blipFill>
+                    <a:blip r:embed="rId25"/>
+                    <a:stretch>
+                      <a:fillRect/>
+                    </a:stretch>
+                  </pic:blipFill>
+                  <pic:spPr>
+                    <a:xfrm>
+                      <a:off x="0" y="0"/>
+                      <a:ext cx="5731510" cy="1438275"/>
+                    </a:xfrm>
+                    <a:prstGeom prst="rect">
+                      <a:avLst/>
+                    </a:prstGeom>
+                  </pic:spPr>
+                </pic:pic>
+              </a:graphicData>
+            </a:graphic>
+          </wp:inline>
+        </w:drawing>
+      </w:r>
+    </w:p>
+    <w:p>
       <w:r>
         <w:t>8. Find the average salary of all salesmen.</w:t>
       </w:r>
     </w:p>
     <w:p>
+      <w:pPr>
+        <w:pStyle w:val="HTMLPreformatted"/>
+        <w:pBdr>
+          <w:top w:val="inset" w:sz="6" w:space="2" w:color="CCCCCC"/>
+          <w:left w:val="inset" w:sz="6" w:space="2" w:color="CCCCCC"/>
+          <w:bottom w:val="inset" w:sz="6" w:space="2" w:color="CCCCCC"/>
+          <w:right w:val="inset" w:sz="6" w:space="2" w:color="CCCCCC"/>
+        </w:pBdr>
+        <w:spacing w:before="240"/>
+        <w:rPr>
+          <w:color w:val="000000"/>
+        </w:rPr>
+      </w:pPr>
+      <w:r>
+        <w:t>A:</w:t>
+      </w:r>
+      <w:r>
+        <w:rPr>
+          <w:rStyle w:val="Heading3Char"/>
+          <w:color w:val="000000"/>
+        </w:rPr>
+        <w:t xml:space="preserve"> </w:t>
+      </w:r>
+      <w:hyperlink r:id="rId26" w:tgtFrame="_blank" w:history="1">
+        <w:r>
+          <w:rPr>
+            <w:rStyle w:val="Hyperlink"/>
+            <w:rFonts w:eastAsiaTheme="majorEastAsia"/>
+            <w:b/>
+            <w:bCs/>
+            <w:color w:val="000080"/>
+          </w:rPr>
+          <w:t>SELECT</w:t>
+        </w:r>
+      </w:hyperlink>
+      <w:r>
+        <w:rPr>
+          <w:rStyle w:val="jush"/>
+          <w:rFonts w:eastAsiaTheme="majorEastAsia"/>
+          <w:color w:val="000000"/>
+        </w:rPr>
+        <w:t xml:space="preserve"> </w:t>
+      </w:r>
+      <w:hyperlink r:id="rId27" w:tgtFrame="_blank" w:history="1">
+        <w:proofErr w:type="gramStart"/>
+        <w:r>
+          <w:rPr>
+            <w:rStyle w:val="Hyperlink"/>
+            <w:rFonts w:eastAsiaTheme="majorEastAsia"/>
+            <w:b/>
+            <w:bCs/>
+            <w:color w:val="000080"/>
+          </w:rPr>
+          <w:t>AVG</w:t>
+        </w:r>
+        <w:proofErr w:type="gramEnd"/>
+      </w:hyperlink>
+      <w:r>
+        <w:rPr>
+          <w:rStyle w:val="jush"/>
+          <w:rFonts w:eastAsiaTheme="majorEastAsia"/>
+          <w:color w:val="000000"/>
+        </w:rPr>
+        <w:t>(</w:t>
+      </w:r>
+      <w:proofErr w:type="spellStart"/>
+      <w:r>
+        <w:rPr>
+          <w:rStyle w:val="jush"/>
+          <w:rFonts w:eastAsiaTheme="majorEastAsia"/>
+          <w:color w:val="000000"/>
+        </w:rPr>
+        <w:t>sal</w:t>
+      </w:r>
+      <w:proofErr w:type="spellEnd"/>
+      <w:r>
+        <w:rPr>
+          <w:rStyle w:val="jush"/>
+          <w:rFonts w:eastAsiaTheme="majorEastAsia"/>
+          <w:color w:val="000000"/>
+        </w:rPr>
+        <w:t xml:space="preserve">) AS AVG_SAL FROM </w:t>
+      </w:r>
+      <w:hyperlink r:id="rId28" w:history="1">
+        <w:proofErr w:type="spellStart"/>
+        <w:r>
+          <w:rPr>
+            <w:rStyle w:val="Hyperlink"/>
+            <w:rFonts w:eastAsiaTheme="majorEastAsia"/>
+          </w:rPr>
+          <w:t>emp</w:t>
+        </w:r>
+        <w:proofErr w:type="spellEnd"/>
+      </w:hyperlink>
+      <w:r>
+        <w:rPr>
+          <w:rStyle w:val="jush"/>
+          <w:rFonts w:eastAsiaTheme="majorEastAsia"/>
+          <w:color w:val="000000"/>
+        </w:rPr>
+        <w:t xml:space="preserve"> WHERE job = </w:t>
+      </w:r>
+      <w:r>
+        <w:rPr>
+          <w:rStyle w:val="jush-op"/>
+          <w:rFonts w:eastAsiaTheme="majorEastAsia"/>
+          <w:color w:val="008000"/>
+        </w:rPr>
+        <w:t>'</w:t>
+      </w:r>
+      <w:r>
+        <w:rPr>
+          <w:rStyle w:val="jush-sqlapo"/>
+          <w:rFonts w:eastAsiaTheme="majorEastAsia"/>
+          <w:color w:val="008000"/>
+        </w:rPr>
+        <w:t>SALESMAN</w:t>
+      </w:r>
+      <w:r>
+        <w:rPr>
+          <w:rStyle w:val="jush-op"/>
+          <w:rFonts w:eastAsiaTheme="majorEastAsia"/>
+          <w:color w:val="008000"/>
+        </w:rPr>
+        <w:t>'</w:t>
+      </w:r>
+      <w:r>
+        <w:rPr>
+          <w:rStyle w:val="jush"/>
+          <w:rFonts w:eastAsiaTheme="majorEastAsia"/>
+          <w:color w:val="000000"/>
+        </w:rPr>
+        <w:t>;</w:t>
+      </w:r>
+    </w:p>
+    <w:p>
+      <w:r>
+        <w:drawing>
+          <wp:inline distT="0" distB="0" distL="0" distR="0" wp14:anchorId="545F7E12" wp14:editId="6E746602">
+            <wp:extent cx="5611008" cy="1381318"/>
+            <wp:effectExtent l="0" t="0" r="0" b="9525"/>
+            <wp:docPr id="7" name="Picture 7"/>
+            <wp:cNvGraphicFramePr>
+              <a:graphicFrameLocks xmlns:a="http://schemas.openxmlformats.org/drawingml/2006/main" noChangeAspect="1"/>
+            </wp:cNvGraphicFramePr>
+            <a:graphic xmlns:a="http://schemas.openxmlformats.org/drawingml/2006/main">
+              <a:graphicData uri="http://schemas.openxmlformats.org/drawingml/2006/picture">
+                <pic:pic xmlns:pic="http://schemas.openxmlformats.org/drawingml/2006/picture">
+                  <pic:nvPicPr>
+                    <pic:cNvPr id="1" name=""/>
+                    <pic:cNvPicPr/>
+                  </pic:nvPicPr>
+                  <pic:blipFill>
+                    <a:blip r:embed="rId29"/>
+                    <a:stretch>
+                      <a:fillRect/>
+                    </a:stretch>
+                  </pic:blipFill>
+                  <pic:spPr>
+                    <a:xfrm>
+                      <a:off x="0" y="0"/>
+                      <a:ext cx="5611008" cy="1381318"/>
+                    </a:xfrm>
+                    <a:prstGeom prst="rect">
+                      <a:avLst/>
+                    </a:prstGeom>
+                  </pic:spPr>
+                </pic:pic>
+              </a:graphicData>
+            </a:graphic>
+          </wp:inline>
+        </w:drawing>
+      </w:r>
+    </w:p>
+    <w:p>
       <w:r>
         <w:t>9. Display the name and salary of the highest-paid employee in the company.</w:t>
       </w:r>
     </w:p>
     <w:p>
+      <w:pPr>
+        <w:pStyle w:val="HTMLPreformatted"/>
+        <w:pBdr>
+          <w:top w:val="inset" w:sz="6" w:space="2" w:color="CCCCCC"/>
+          <w:left w:val="inset" w:sz="6" w:space="2" w:color="CCCCCC"/>
+          <w:bottom w:val="inset" w:sz="6" w:space="2" w:color="CCCCCC"/>
+          <w:right w:val="inset" w:sz="6" w:space="2" w:color="CCCCCC"/>
+        </w:pBdr>
+        <w:spacing w:before="240"/>
+        <w:rPr>
+          <w:color w:val="000000"/>
+        </w:rPr>
+      </w:pPr>
+      <w:r>
+        <w:t>A:</w:t>
+      </w:r>
+      <w:r>
+        <w:rPr>
+          <w:rStyle w:val="Heading3Char"/>
+          <w:color w:val="000000"/>
+        </w:rPr>
+        <w:t xml:space="preserve"> </w:t>
+      </w:r>
+      <w:hyperlink r:id="rId30" w:tgtFrame="_blank" w:history="1">
+        <w:r>
+          <w:rPr>
+            <w:rStyle w:val="Hyperlink"/>
+            <w:rFonts w:eastAsiaTheme="majorEastAsia"/>
+            <w:b/>
+            <w:bCs/>
+            <w:color w:val="000080"/>
+          </w:rPr>
+          <w:t>SELECT</w:t>
+        </w:r>
+      </w:hyperlink>
+      <w:r>
+        <w:rPr>
+          <w:rStyle w:val="jush"/>
+          <w:rFonts w:eastAsiaTheme="majorEastAsia"/>
+          <w:color w:val="000000"/>
+        </w:rPr>
+        <w:t xml:space="preserve"> </w:t>
+      </w:r>
+      <w:proofErr w:type="spellStart"/>
+      <w:r>
+        <w:rPr>
+          <w:rStyle w:val="jush"/>
+          <w:rFonts w:eastAsiaTheme="majorEastAsia"/>
+          <w:color w:val="000000"/>
+        </w:rPr>
+        <w:t>ename,sal</w:t>
+      </w:r>
+      <w:proofErr w:type="spellEnd"/>
+      <w:r>
+        <w:rPr>
+          <w:rStyle w:val="jush"/>
+          <w:rFonts w:eastAsiaTheme="majorEastAsia"/>
+          <w:color w:val="000000"/>
+        </w:rPr>
+        <w:t xml:space="preserve"> FROM </w:t>
+      </w:r>
+      <w:hyperlink r:id="rId31" w:history="1">
+        <w:proofErr w:type="spellStart"/>
+        <w:r>
+          <w:rPr>
+            <w:rStyle w:val="Hyperlink"/>
+            <w:rFonts w:eastAsiaTheme="majorEastAsia"/>
+          </w:rPr>
+          <w:t>emp</w:t>
+        </w:r>
+        <w:proofErr w:type="spellEnd"/>
+      </w:hyperlink>
+      <w:r>
+        <w:rPr>
+          <w:rStyle w:val="jush"/>
+          <w:rFonts w:eastAsiaTheme="majorEastAsia"/>
+          <w:color w:val="000000"/>
+        </w:rPr>
+        <w:t xml:space="preserve"> WHERE </w:t>
+      </w:r>
+      <w:proofErr w:type="spellStart"/>
+      <w:r>
+        <w:rPr>
+          <w:rStyle w:val="jush"/>
+          <w:rFonts w:eastAsiaTheme="majorEastAsia"/>
+          <w:color w:val="000000"/>
+        </w:rPr>
+        <w:t>sal</w:t>
+      </w:r>
+      <w:proofErr w:type="spellEnd"/>
+      <w:r>
+        <w:rPr>
+          <w:rStyle w:val="jush"/>
+          <w:rFonts w:eastAsiaTheme="majorEastAsia"/>
+          <w:color w:val="000000"/>
+        </w:rPr>
+        <w:t xml:space="preserve"> = (</w:t>
+      </w:r>
+      <w:hyperlink r:id="rId32" w:tgtFrame="_blank" w:history="1">
+        <w:r>
+          <w:rPr>
+            <w:rStyle w:val="Hyperlink"/>
+            <w:rFonts w:eastAsiaTheme="majorEastAsia"/>
+            <w:b/>
+            <w:bCs/>
+            <w:color w:val="000080"/>
+          </w:rPr>
+          <w:t>SELECT</w:t>
+        </w:r>
+      </w:hyperlink>
+      <w:r>
+        <w:rPr>
+          <w:rStyle w:val="jush"/>
+          <w:rFonts w:eastAsiaTheme="majorEastAsia"/>
+          <w:color w:val="000000"/>
+        </w:rPr>
+        <w:t xml:space="preserve"> </w:t>
+      </w:r>
+      <w:hyperlink r:id="rId33" w:tgtFrame="_blank" w:history="1">
+        <w:r>
+          <w:rPr>
+            <w:rStyle w:val="Hyperlink"/>
+            <w:rFonts w:eastAsiaTheme="majorEastAsia"/>
+            <w:b/>
+            <w:bCs/>
+            <w:color w:val="000080"/>
+          </w:rPr>
+          <w:t>MAX</w:t>
+        </w:r>
+      </w:hyperlink>
+      <w:r>
+        <w:rPr>
+          <w:rStyle w:val="jush"/>
+          <w:rFonts w:eastAsiaTheme="majorEastAsia"/>
+          <w:color w:val="000000"/>
+        </w:rPr>
+        <w:t>(</w:t>
+      </w:r>
+      <w:proofErr w:type="spellStart"/>
+      <w:r>
+        <w:rPr>
+          <w:rStyle w:val="jush"/>
+          <w:rFonts w:eastAsiaTheme="majorEastAsia"/>
+          <w:color w:val="000000"/>
+        </w:rPr>
+        <w:t>sal</w:t>
+      </w:r>
+      <w:proofErr w:type="spellEnd"/>
+      <w:r>
+        <w:rPr>
+          <w:rStyle w:val="jush"/>
+          <w:rFonts w:eastAsiaTheme="majorEastAsia"/>
+          <w:color w:val="000000"/>
+        </w:rPr>
+        <w:t xml:space="preserve">) FROM </w:t>
+      </w:r>
+      <w:hyperlink r:id="rId34" w:history="1">
+        <w:proofErr w:type="spellStart"/>
+        <w:r>
+          <w:rPr>
+            <w:rStyle w:val="Hyperlink"/>
+            <w:rFonts w:eastAsiaTheme="majorEastAsia"/>
+          </w:rPr>
+          <w:t>emp</w:t>
+        </w:r>
+        <w:proofErr w:type="spellEnd"/>
+      </w:hyperlink>
+      <w:r>
+        <w:rPr>
+          <w:rStyle w:val="jush"/>
+          <w:rFonts w:eastAsiaTheme="majorEastAsia"/>
+          <w:color w:val="000000"/>
+        </w:rPr>
+        <w:t xml:space="preserve"> );</w:t>
+      </w:r>
+    </w:p>
+    <w:p>
+      <w:r>
+        <w:drawing>
+          <wp:inline distT="0" distB="0" distL="0" distR="0" wp14:anchorId="588ACFDC" wp14:editId="60550EA6">
+            <wp:extent cx="4677428" cy="1257475"/>
+            <wp:effectExtent l="0" t="0" r="8890" b="0"/>
+            <wp:docPr id="8" name="Picture 8"/>
+            <wp:cNvGraphicFramePr>
+              <a:graphicFrameLocks xmlns:a="http://schemas.openxmlformats.org/drawingml/2006/main" noChangeAspect="1"/>
+            </wp:cNvGraphicFramePr>
+            <a:graphic xmlns:a="http://schemas.openxmlformats.org/drawingml/2006/main">
+              <a:graphicData uri="http://schemas.openxmlformats.org/drawingml/2006/picture">
+                <pic:pic xmlns:pic="http://schemas.openxmlformats.org/drawingml/2006/picture">
+                  <pic:nvPicPr>
+                    <pic:cNvPr id="1" name=""/>
+                    <pic:cNvPicPr/>
+                  </pic:nvPicPr>
+                  <pic:blipFill>
+                    <a:blip r:embed="rId35"/>
+                    <a:stretch>
+                      <a:fillRect/>
+                    </a:stretch>
+                  </pic:blipFill>
+                  <pic:spPr>
+                    <a:xfrm>
+                      <a:off x="0" y="0"/>
+                      <a:ext cx="4677428" cy="1257475"/>
+                    </a:xfrm>
+                    <a:prstGeom prst="rect">
+                      <a:avLst/>
+                    </a:prstGeom>
+                  </pic:spPr>
+                </pic:pic>
+              </a:graphicData>
+            </a:graphic>
+          </wp:inline>
+        </w:drawing>
+      </w:r>
+    </w:p>
+    <w:p>
       <w:r>
         <w:t>10. Display the names, department numbers, and salaries of the highest-paid employees in each department.</w:t>
       </w:r>
     </w:p>
     <w:p>
+      <w:pPr>
+        <w:pStyle w:val="HTMLPreformatted"/>
+        <w:pBdr>
+          <w:top w:val="inset" w:sz="6" w:space="2" w:color="CCCCCC"/>
+          <w:left w:val="inset" w:sz="6" w:space="2" w:color="CCCCCC"/>
+          <w:bottom w:val="inset" w:sz="6" w:space="2" w:color="CCCCCC"/>
+          <w:right w:val="inset" w:sz="6" w:space="2" w:color="CCCCCC"/>
+        </w:pBdr>
+        <w:spacing w:before="240"/>
+        <w:rPr>
+          <w:color w:val="000000"/>
+        </w:rPr>
+      </w:pPr>
+      <w:r>
+        <w:t>A:</w:t>
+      </w:r>
+      <w:r>
+        <w:rPr>
+          <w:rStyle w:val="Heading3Char"/>
+          <w:color w:val="000000"/>
+        </w:rPr>
+        <w:t xml:space="preserve"> </w:t>
+      </w:r>
+      <w:hyperlink r:id="rId36" w:tgtFrame="_blank" w:history="1">
+        <w:r>
+          <w:rPr>
+            <w:rStyle w:val="Hyperlink"/>
+            <w:rFonts w:eastAsiaTheme="majorEastAsia"/>
+            <w:b/>
+            <w:bCs/>
+            <w:color w:val="000080"/>
+          </w:rPr>
+          <w:t>SELECT</w:t>
+        </w:r>
+      </w:hyperlink>
+      <w:r>
+        <w:rPr>
+          <w:rStyle w:val="jush"/>
+          <w:rFonts w:eastAsiaTheme="majorEastAsia"/>
+          <w:color w:val="000000"/>
+        </w:rPr>
+        <w:t xml:space="preserve"> ENAME, DEPTNO, SAL</w:t>
+      </w:r>
+      <w:r>
+        <w:rPr>
+          <w:color w:val="000000"/>
+        </w:rPr>
+        <w:br/>
+      </w:r>
+      <w:r>
+        <w:rPr>
+          <w:rStyle w:val="jush"/>
+          <w:rFonts w:eastAsiaTheme="majorEastAsia"/>
+          <w:color w:val="000000"/>
+        </w:rPr>
+        <w:t>FROM EMP</w:t>
+      </w:r>
+      <w:r>
+        <w:rPr>
+          <w:color w:val="000000"/>
+        </w:rPr>
+        <w:br/>
+      </w:r>
+      <w:r>
+        <w:rPr>
+          <w:rStyle w:val="jush"/>
+          <w:rFonts w:eastAsiaTheme="majorEastAsia"/>
+          <w:color w:val="000000"/>
+        </w:rPr>
+        <w:t xml:space="preserve">WHERE (DEPTNO, SAL) </w:t>
+      </w:r>
+      <w:hyperlink r:id="rId37" w:tgtFrame="_blank" w:history="1">
+        <w:r>
+          <w:rPr>
+            <w:rStyle w:val="Hyperlink"/>
+            <w:rFonts w:eastAsiaTheme="majorEastAsia"/>
+            <w:b/>
+            <w:bCs/>
+            <w:color w:val="000080"/>
+          </w:rPr>
+          <w:t>IN</w:t>
+        </w:r>
+      </w:hyperlink>
+      <w:r>
+        <w:rPr>
+          <w:rStyle w:val="jush"/>
+          <w:rFonts w:eastAsiaTheme="majorEastAsia"/>
+          <w:color w:val="000000"/>
+        </w:rPr>
+        <w:t xml:space="preserve"> (</w:t>
+      </w:r>
+      <w:r>
+        <w:rPr>
+          <w:color w:val="000000"/>
+        </w:rPr>
+        <w:br/>
+      </w:r>
+      <w:hyperlink r:id="rId38" w:tgtFrame="_blank" w:history="1">
+        <w:r>
+          <w:rPr>
+            <w:rStyle w:val="Hyperlink"/>
+            <w:rFonts w:eastAsiaTheme="majorEastAsia"/>
+            <w:b/>
+            <w:bCs/>
+            <w:color w:val="000080"/>
+          </w:rPr>
+          <w:t>SELECT</w:t>
+        </w:r>
+      </w:hyperlink>
+      <w:r>
+        <w:rPr>
+          <w:rStyle w:val="jush"/>
+          <w:rFonts w:eastAsiaTheme="majorEastAsia"/>
+          <w:color w:val="000000"/>
+        </w:rPr>
+        <w:t xml:space="preserve"> DEPTNO, </w:t>
+      </w:r>
+      <w:hyperlink r:id="rId39" w:tgtFrame="_blank" w:history="1">
+        <w:proofErr w:type="gramStart"/>
+        <w:r>
+          <w:rPr>
+            <w:rStyle w:val="Hyperlink"/>
+            <w:rFonts w:eastAsiaTheme="majorEastAsia"/>
+            <w:b/>
+            <w:bCs/>
+            <w:color w:val="000080"/>
+          </w:rPr>
+          <w:t>MAX</w:t>
+        </w:r>
+        <w:proofErr w:type="gramEnd"/>
+      </w:hyperlink>
+      <w:r>
+        <w:rPr>
+          <w:rStyle w:val="jush"/>
+          <w:rFonts w:eastAsiaTheme="majorEastAsia"/>
+          <w:color w:val="000000"/>
+        </w:rPr>
+        <w:t xml:space="preserve">(SAL) </w:t>
+      </w:r>
+      <w:r>
+        <w:rPr>
+          <w:color w:val="000000"/>
+        </w:rPr>
+        <w:br/>
+      </w:r>
+      <w:r>
+        <w:rPr>
+          <w:rStyle w:val="jush"/>
+          <w:rFonts w:eastAsiaTheme="majorEastAsia"/>
+          <w:color w:val="000000"/>
+        </w:rPr>
+        <w:t>FROM EMP</w:t>
+      </w:r>
+      <w:r>
+        <w:rPr>
+          <w:color w:val="000000"/>
+        </w:rPr>
+        <w:br/>
+      </w:r>
+      <w:r>
+        <w:rPr>
+          <w:rStyle w:val="jush"/>
+          <w:rFonts w:eastAsiaTheme="majorEastAsia"/>
+          <w:color w:val="000000"/>
+        </w:rPr>
+        <w:t>GROUP BY DEPTNO)</w:t>
+      </w:r>
+      <w:r>
+        <w:rPr>
+          <w:color w:val="000000"/>
+        </w:rPr>
+        <w:br/>
+      </w:r>
+      <w:r>
+        <w:rPr>
+          <w:rStyle w:val="jush"/>
+          <w:rFonts w:eastAsiaTheme="majorEastAsia"/>
+          <w:color w:val="000000"/>
+        </w:rPr>
+        <w:t xml:space="preserve">ORDER BY </w:t>
+      </w:r>
+      <w:proofErr w:type="spellStart"/>
+      <w:r>
+        <w:rPr>
+          <w:rStyle w:val="jush"/>
+          <w:rFonts w:eastAsiaTheme="majorEastAsia"/>
+          <w:color w:val="000000"/>
+        </w:rPr>
+        <w:t>deptno</w:t>
+      </w:r>
+      <w:proofErr w:type="spellEnd"/>
+      <w:r>
+        <w:rPr>
+          <w:rStyle w:val="jush"/>
+          <w:rFonts w:eastAsiaTheme="majorEastAsia"/>
+          <w:color w:val="000000"/>
+        </w:rPr>
+        <w:t>;</w:t>
+      </w:r>
+    </w:p>
+    <w:p/>
+    <w:p>
+      <w:r>
+        <w:lastRenderedPageBreak/>
+        <w:drawing>
+          <wp:inline distT="0" distB="0" distL="0" distR="0" wp14:anchorId="026CE0E6" wp14:editId="25FC942C">
+            <wp:extent cx="5601482" cy="2819794"/>
+            <wp:effectExtent l="0" t="0" r="0" b="0"/>
+            <wp:docPr id="9" name="Picture 9"/>
+            <wp:cNvGraphicFramePr>
+              <a:graphicFrameLocks xmlns:a="http://schemas.openxmlformats.org/drawingml/2006/main" noChangeAspect="1"/>
+            </wp:cNvGraphicFramePr>
+            <a:graphic xmlns:a="http://schemas.openxmlformats.org/drawingml/2006/main">
+              <a:graphicData uri="http://schemas.openxmlformats.org/drawingml/2006/picture">
+                <pic:pic xmlns:pic="http://schemas.openxmlformats.org/drawingml/2006/picture">
+                  <pic:nvPicPr>
+                    <pic:cNvPr id="1" name=""/>
+                    <pic:cNvPicPr/>
+                  </pic:nvPicPr>
+                  <pic:blipFill>
+                    <a:blip r:embed="rId40"/>
+                    <a:stretch>
+                      <a:fillRect/>
+                    </a:stretch>
+                  </pic:blipFill>
+                  <pic:spPr>
+                    <a:xfrm>
+                      <a:off x="0" y="0"/>
+                      <a:ext cx="5601482" cy="2819794"/>
+                    </a:xfrm>
+                    <a:prstGeom prst="rect">
+                      <a:avLst/>
+                    </a:prstGeom>
+                  </pic:spPr>
+                </pic:pic>
+              </a:graphicData>
+            </a:graphic>
+          </wp:inline>
+        </w:drawing>
+      </w:r>
+    </w:p>
+    <w:p>
       <w:r>
         <w:t>11. Display the employee name that comes first in alphabetical order.</w:t>
       </w:r>
     </w:p>
     <w:p>
-      <w:r>
-        <w:t>12. Find the minimum salary for each job category.</w:t>
+      <w:pPr>
+        <w:pStyle w:val="HTMLPreformatted"/>
+        <w:pBdr>
+          <w:top w:val="inset" w:sz="6" w:space="2" w:color="CCCCCC"/>
+          <w:left w:val="inset" w:sz="6" w:space="2" w:color="CCCCCC"/>
+          <w:bottom w:val="inset" w:sz="6" w:space="2" w:color="CCCCCC"/>
+          <w:right w:val="inset" w:sz="6" w:space="2" w:color="CCCCCC"/>
+        </w:pBdr>
+        <w:spacing w:before="240"/>
+        <w:rPr>
+          <w:color w:val="000000"/>
+        </w:rPr>
+      </w:pPr>
+      <w:r>
+        <w:t>A:</w:t>
+      </w:r>
+      <w:r>
+        <w:rPr>
+          <w:rStyle w:val="Heading3Char"/>
+          <w:color w:val="000000"/>
+        </w:rPr>
+        <w:t xml:space="preserve"> </w:t>
+      </w:r>
+      <w:hyperlink r:id="rId41" w:tgtFrame="_blank" w:history="1">
+        <w:r>
+          <w:rPr>
+            <w:rStyle w:val="Hyperlink"/>
+            <w:rFonts w:eastAsiaTheme="majorEastAsia"/>
+            <w:b/>
+            <w:bCs/>
+          </w:rPr>
+          <w:t>SELECT</w:t>
+        </w:r>
+      </w:hyperlink>
+      <w:r>
+        <w:rPr>
+          <w:rStyle w:val="jush"/>
+          <w:rFonts w:eastAsiaTheme="majorEastAsia"/>
+          <w:color w:val="000000"/>
+        </w:rPr>
+        <w:t xml:space="preserve"> ENAME FROM EMP ORDER BY </w:t>
+      </w:r>
+      <w:proofErr w:type="spellStart"/>
+      <w:r>
+        <w:rPr>
+          <w:rStyle w:val="jush"/>
+          <w:rFonts w:eastAsiaTheme="majorEastAsia"/>
+          <w:color w:val="000000"/>
+        </w:rPr>
+        <w:t>ename</w:t>
+      </w:r>
+      <w:proofErr w:type="spellEnd"/>
+      <w:r>
+        <w:rPr>
+          <w:rStyle w:val="jush"/>
+          <w:rFonts w:eastAsiaTheme="majorEastAsia"/>
+          <w:color w:val="000000"/>
+        </w:rPr>
+        <w:t xml:space="preserve"> ASC;</w:t>
+      </w:r>
+    </w:p>
+    <w:p>
+      <w:r>
+        <w:drawing>
+          <wp:inline distT="0" distB="0" distL="0" distR="0" wp14:anchorId="73447DA3" wp14:editId="455A9957">
+            <wp:extent cx="5731510" cy="3436620"/>
+            <wp:effectExtent l="0" t="0" r="2540" b="0"/>
+            <wp:docPr id="10" name="Picture 10"/>
+            <wp:cNvGraphicFramePr>
+              <a:graphicFrameLocks xmlns:a="http://schemas.openxmlformats.org/drawingml/2006/main" noChangeAspect="1"/>
+            </wp:cNvGraphicFramePr>
+            <a:graphic xmlns:a="http://schemas.openxmlformats.org/drawingml/2006/main">
+              <a:graphicData uri="http://schemas.openxmlformats.org/drawingml/2006/picture">
+                <pic:pic xmlns:pic="http://schemas.openxmlformats.org/drawingml/2006/picture">
+                  <pic:nvPicPr>
+                    <pic:cNvPr id="1" name=""/>
+                    <pic:cNvPicPr/>
+                  </pic:nvPicPr>
+                  <pic:blipFill>
+                    <a:blip r:embed="rId42"/>
+                    <a:stretch>
+                      <a:fillRect/>
+                    </a:stretch>
+                  </pic:blipFill>
+                  <pic:spPr>
+                    <a:xfrm>
+                      <a:off x="0" y="0"/>
+                      <a:ext cx="5731510" cy="3436620"/>
+                    </a:xfrm>
+                    <a:prstGeom prst="rect">
+                      <a:avLst/>
+                    </a:prstGeom>
+                  </pic:spPr>
+                </pic:pic>
+              </a:graphicData>
+            </a:graphic>
+          </wp:inline>
+        </w:drawing>
+      </w:r>
+    </w:p>
+    <w:p>
+      <w:r>
+        <w:t>12. Find the minim</w:t>
+      </w:r>
+      <w:r>
+        <w:t>um salary for each job category.</w:t>
+      </w:r>
+    </w:p>
+    <w:p>
+      <w:pPr>
+        <w:pStyle w:val="HTMLPreformatted"/>
+        <w:pBdr>
+          <w:top w:val="inset" w:sz="6" w:space="2" w:color="CCCCCC"/>
+          <w:left w:val="inset" w:sz="6" w:space="2" w:color="CCCCCC"/>
+          <w:bottom w:val="inset" w:sz="6" w:space="2" w:color="CCCCCC"/>
+          <w:right w:val="inset" w:sz="6" w:space="2" w:color="CCCCCC"/>
+        </w:pBdr>
+        <w:spacing w:before="240"/>
+        <w:rPr>
+          <w:color w:val="000000"/>
+        </w:rPr>
+      </w:pPr>
+      <w:r>
+        <w:t xml:space="preserve">A: </w:t>
+      </w:r>
+      <w:hyperlink r:id="rId43" w:tgtFrame="_blank" w:history="1">
+        <w:r>
+          <w:rPr>
+            <w:rStyle w:val="Hyperlink"/>
+            <w:rFonts w:eastAsiaTheme="majorEastAsia"/>
+            <w:b/>
+            <w:bCs/>
+            <w:color w:val="000080"/>
+          </w:rPr>
+          <w:t>SELECT</w:t>
+        </w:r>
+      </w:hyperlink>
+      <w:r>
+        <w:rPr>
+          <w:rStyle w:val="jush"/>
+          <w:rFonts w:eastAsiaTheme="majorEastAsia"/>
+          <w:color w:val="000000"/>
+        </w:rPr>
+        <w:t xml:space="preserve"> JOB, </w:t>
+      </w:r>
+      <w:hyperlink r:id="rId44" w:tgtFrame="_blank" w:history="1">
+        <w:proofErr w:type="gramStart"/>
+        <w:r>
+          <w:rPr>
+            <w:rStyle w:val="Hyperlink"/>
+            <w:rFonts w:eastAsiaTheme="majorEastAsia"/>
+            <w:b/>
+            <w:bCs/>
+            <w:color w:val="000080"/>
+          </w:rPr>
+          <w:t>MIN</w:t>
+        </w:r>
+        <w:proofErr w:type="gramEnd"/>
+      </w:hyperlink>
+      <w:r>
+        <w:rPr>
+          <w:rStyle w:val="jush"/>
+          <w:rFonts w:eastAsiaTheme="majorEastAsia"/>
+          <w:color w:val="000000"/>
+        </w:rPr>
+        <w:t>(SAL) AS MINIMUM_SALARY</w:t>
+      </w:r>
+      <w:r>
+        <w:rPr>
+          <w:color w:val="000000"/>
+        </w:rPr>
+        <w:br/>
+      </w:r>
+      <w:r>
+        <w:rPr>
+          <w:rStyle w:val="jush"/>
+          <w:rFonts w:eastAsiaTheme="majorEastAsia"/>
+          <w:color w:val="000000"/>
+        </w:rPr>
+        <w:t>FROM EMP</w:t>
+      </w:r>
+      <w:r>
+        <w:rPr>
+          <w:color w:val="000000"/>
+        </w:rPr>
+        <w:br/>
+      </w:r>
+      <w:r>
+        <w:rPr>
+          <w:rStyle w:val="jush"/>
+          <w:rFonts w:eastAsiaTheme="majorEastAsia"/>
+          <w:color w:val="000000"/>
+        </w:rPr>
+        <w:t>GROUP BY JOB</w:t>
+      </w:r>
+      <w:r>
+        <w:rPr>
+          <w:color w:val="000000"/>
+        </w:rPr>
+        <w:br/>
+      </w:r>
+      <w:r>
+        <w:rPr>
+          <w:rStyle w:val="jush"/>
+          <w:rFonts w:eastAsiaTheme="majorEastAsia"/>
+          <w:color w:val="000000"/>
+        </w:rPr>
+        <w:t>ORDER BY JOB;</w:t>
+      </w:r>
+    </w:p>
+    <w:p>
+      <w:r>
+        <w:lastRenderedPageBreak/>
+        <w:drawing>
+          <wp:inline distT="0" distB="0" distL="0" distR="0" wp14:anchorId="6098C097" wp14:editId="10717BA4">
+            <wp:extent cx="5731510" cy="2103120"/>
+            <wp:effectExtent l="0" t="0" r="2540" b="0"/>
+            <wp:docPr id="11" name="Picture 11"/>
+            <wp:cNvGraphicFramePr>
+              <a:graphicFrameLocks xmlns:a="http://schemas.openxmlformats.org/drawingml/2006/main" noChangeAspect="1"/>
+            </wp:cNvGraphicFramePr>
+            <a:graphic xmlns:a="http://schemas.openxmlformats.org/drawingml/2006/main">
+              <a:graphicData uri="http://schemas.openxmlformats.org/drawingml/2006/picture">
+                <pic:pic xmlns:pic="http://schemas.openxmlformats.org/drawingml/2006/picture">
+                  <pic:nvPicPr>
+                    <pic:cNvPr id="1" name=""/>
+                    <pic:cNvPicPr/>
+                  </pic:nvPicPr>
+                  <pic:blipFill>
+                    <a:blip r:embed="rId45"/>
+                    <a:stretch>
+                      <a:fillRect/>
+                    </a:stretch>
+                  </pic:blipFill>
+                  <pic:spPr>
+                    <a:xfrm>
+                      <a:off x="0" y="0"/>
+                      <a:ext cx="5731510" cy="2103120"/>
+                    </a:xfrm>
+                    <a:prstGeom prst="rect">
+                      <a:avLst/>
+                    </a:prstGeom>
+                  </pic:spPr>
+                </pic:pic>
+              </a:graphicData>
+            </a:graphic>
+          </wp:inline>
+        </w:drawing>
       </w:r>
     </w:p>
     <w:p>
@@ -602,41 +2059,1721 @@
       </w:r>
     </w:p>
     <w:p>
+      <w:pPr>
+        <w:pStyle w:val="HTMLPreformatted"/>
+        <w:pBdr>
+          <w:top w:val="inset" w:sz="6" w:space="2" w:color="CCCCCC"/>
+          <w:left w:val="inset" w:sz="6" w:space="2" w:color="CCCCCC"/>
+          <w:bottom w:val="inset" w:sz="6" w:space="2" w:color="CCCCCC"/>
+          <w:right w:val="inset" w:sz="6" w:space="2" w:color="CCCCCC"/>
+        </w:pBdr>
+        <w:spacing w:before="240"/>
+        <w:rPr>
+          <w:color w:val="000000"/>
+        </w:rPr>
+      </w:pPr>
+      <w:hyperlink r:id="rId46" w:tgtFrame="_blank" w:history="1">
+        <w:r>
+          <w:rPr>
+            <w:rStyle w:val="Hyperlink"/>
+            <w:rFonts w:eastAsiaTheme="majorEastAsia"/>
+            <w:b/>
+            <w:bCs/>
+            <w:color w:val="000080"/>
+          </w:rPr>
+          <w:t>SELECT</w:t>
+        </w:r>
+      </w:hyperlink>
+      <w:r>
+        <w:rPr>
+          <w:rStyle w:val="jush"/>
+          <w:rFonts w:eastAsiaTheme="majorEastAsia"/>
+          <w:color w:val="000000"/>
+        </w:rPr>
+        <w:t xml:space="preserve"> DEPTNO, JOB, </w:t>
+      </w:r>
+      <w:hyperlink r:id="rId47" w:tgtFrame="_blank" w:history="1">
+        <w:proofErr w:type="gramStart"/>
+        <w:r>
+          <w:rPr>
+            <w:rStyle w:val="Hyperlink"/>
+            <w:rFonts w:eastAsiaTheme="majorEastAsia"/>
+            <w:b/>
+            <w:bCs/>
+            <w:color w:val="000080"/>
+          </w:rPr>
+          <w:t>MAX</w:t>
+        </w:r>
+        <w:proofErr w:type="gramEnd"/>
+      </w:hyperlink>
+      <w:r>
+        <w:rPr>
+          <w:rStyle w:val="jush"/>
+          <w:rFonts w:eastAsiaTheme="majorEastAsia"/>
+          <w:color w:val="000000"/>
+        </w:rPr>
+        <w:t>(SAL) AS MAXIMUM_SALARY</w:t>
+      </w:r>
+      <w:r>
+        <w:rPr>
+          <w:color w:val="000000"/>
+        </w:rPr>
+        <w:br/>
+      </w:r>
+      <w:r>
+        <w:rPr>
+          <w:rStyle w:val="jush"/>
+          <w:rFonts w:eastAsiaTheme="majorEastAsia"/>
+          <w:color w:val="000000"/>
+        </w:rPr>
+        <w:t>FROM EMP</w:t>
+      </w:r>
+      <w:r>
+        <w:rPr>
+          <w:color w:val="000000"/>
+        </w:rPr>
+        <w:br/>
+      </w:r>
+      <w:r>
+        <w:rPr>
+          <w:rStyle w:val="jush"/>
+          <w:rFonts w:eastAsiaTheme="majorEastAsia"/>
+          <w:color w:val="000000"/>
+        </w:rPr>
+        <w:t>GROUP BY DEPTNO, JOB</w:t>
+      </w:r>
+      <w:r>
+        <w:rPr>
+          <w:color w:val="000000"/>
+        </w:rPr>
+        <w:br/>
+      </w:r>
+      <w:r>
+        <w:rPr>
+          <w:rStyle w:val="jush"/>
+          <w:rFonts w:eastAsiaTheme="majorEastAsia"/>
+          <w:color w:val="000000"/>
+        </w:rPr>
+        <w:t>ORDER BY DEPTNO, JOB;</w:t>
+      </w:r>
+    </w:p>
+    <w:p>
+      <w:r>
+        <w:drawing>
+          <wp:inline distT="0" distB="0" distL="0" distR="0" wp14:anchorId="441A7C05" wp14:editId="61FB510B">
+            <wp:extent cx="5731510" cy="2780665"/>
+            <wp:effectExtent l="0" t="0" r="2540" b="635"/>
+            <wp:docPr id="13" name="Picture 13"/>
+            <wp:cNvGraphicFramePr>
+              <a:graphicFrameLocks xmlns:a="http://schemas.openxmlformats.org/drawingml/2006/main" noChangeAspect="1"/>
+            </wp:cNvGraphicFramePr>
+            <a:graphic xmlns:a="http://schemas.openxmlformats.org/drawingml/2006/main">
+              <a:graphicData uri="http://schemas.openxmlformats.org/drawingml/2006/picture">
+                <pic:pic xmlns:pic="http://schemas.openxmlformats.org/drawingml/2006/picture">
+                  <pic:nvPicPr>
+                    <pic:cNvPr id="1" name=""/>
+                    <pic:cNvPicPr/>
+                  </pic:nvPicPr>
+                  <pic:blipFill>
+                    <a:blip r:embed="rId48"/>
+                    <a:stretch>
+                      <a:fillRect/>
+                    </a:stretch>
+                  </pic:blipFill>
+                  <pic:spPr>
+                    <a:xfrm>
+                      <a:off x="0" y="0"/>
+                      <a:ext cx="5731510" cy="2780665"/>
+                    </a:xfrm>
+                    <a:prstGeom prst="rect">
+                      <a:avLst/>
+                    </a:prstGeom>
+                  </pic:spPr>
+                </pic:pic>
+              </a:graphicData>
+            </a:graphic>
+          </wp:inline>
+        </w:drawing>
+      </w:r>
+    </w:p>
+    <w:p>
       <w:r>
         <w:t>14. Display the job categories and department numbers where the maximum salary is greater than 1500.</w:t>
       </w:r>
     </w:p>
     <w:p>
+      <w:pPr>
+        <w:pStyle w:val="HTMLPreformatted"/>
+        <w:pBdr>
+          <w:top w:val="inset" w:sz="6" w:space="2" w:color="CCCCCC"/>
+          <w:left w:val="inset" w:sz="6" w:space="2" w:color="CCCCCC"/>
+          <w:bottom w:val="inset" w:sz="6" w:space="2" w:color="CCCCCC"/>
+          <w:right w:val="inset" w:sz="6" w:space="2" w:color="CCCCCC"/>
+        </w:pBdr>
+        <w:spacing w:before="240"/>
+        <w:rPr>
+          <w:color w:val="000000"/>
+        </w:rPr>
+      </w:pPr>
+      <w:r>
+        <w:t>A:</w:t>
+      </w:r>
+      <w:r>
+        <w:rPr>
+          <w:rStyle w:val="Heading3Char"/>
+          <w:color w:val="000000"/>
+        </w:rPr>
+        <w:t xml:space="preserve"> </w:t>
+      </w:r>
+      <w:hyperlink r:id="rId49" w:tgtFrame="_blank" w:history="1">
+        <w:r>
+          <w:rPr>
+            <w:rStyle w:val="Hyperlink"/>
+            <w:rFonts w:eastAsiaTheme="majorEastAsia"/>
+            <w:b/>
+            <w:bCs/>
+            <w:color w:val="000080"/>
+          </w:rPr>
+          <w:t>SELECT</w:t>
+        </w:r>
+      </w:hyperlink>
+      <w:r>
+        <w:rPr>
+          <w:rStyle w:val="jush"/>
+          <w:rFonts w:eastAsiaTheme="majorEastAsia"/>
+          <w:color w:val="000000"/>
+        </w:rPr>
+        <w:t xml:space="preserve"> JOB, DEPTNO, </w:t>
+      </w:r>
+      <w:hyperlink r:id="rId50" w:tgtFrame="_blank" w:history="1">
+        <w:proofErr w:type="gramStart"/>
+        <w:r>
+          <w:rPr>
+            <w:rStyle w:val="Hyperlink"/>
+            <w:rFonts w:eastAsiaTheme="majorEastAsia"/>
+            <w:b/>
+            <w:bCs/>
+            <w:color w:val="000080"/>
+          </w:rPr>
+          <w:t>MAX</w:t>
+        </w:r>
+        <w:proofErr w:type="gramEnd"/>
+      </w:hyperlink>
+      <w:r>
+        <w:rPr>
+          <w:rStyle w:val="jush"/>
+          <w:rFonts w:eastAsiaTheme="majorEastAsia"/>
+          <w:color w:val="000000"/>
+        </w:rPr>
+        <w:t>(SAL) AS MAXIMUM_SALARY</w:t>
+      </w:r>
+      <w:r>
+        <w:rPr>
+          <w:color w:val="000000"/>
+        </w:rPr>
+        <w:br/>
+      </w:r>
+      <w:r>
+        <w:rPr>
+          <w:rStyle w:val="jush"/>
+          <w:rFonts w:eastAsiaTheme="majorEastAsia"/>
+          <w:color w:val="000000"/>
+        </w:rPr>
+        <w:t>FROM EMP</w:t>
+      </w:r>
+      <w:r>
+        <w:rPr>
+          <w:color w:val="000000"/>
+        </w:rPr>
+        <w:br/>
+      </w:r>
+      <w:r>
+        <w:rPr>
+          <w:rStyle w:val="jush"/>
+          <w:rFonts w:eastAsiaTheme="majorEastAsia"/>
+          <w:color w:val="000000"/>
+        </w:rPr>
+        <w:t>GROUP BY JOB, DEPTNO</w:t>
+      </w:r>
+      <w:r>
+        <w:rPr>
+          <w:color w:val="000000"/>
+        </w:rPr>
+        <w:br/>
+      </w:r>
+      <w:r>
+        <w:rPr>
+          <w:rStyle w:val="jush"/>
+          <w:rFonts w:eastAsiaTheme="majorEastAsia"/>
+          <w:color w:val="000000"/>
+        </w:rPr>
+        <w:t xml:space="preserve">HAVING </w:t>
+      </w:r>
+      <w:hyperlink r:id="rId51" w:tgtFrame="_blank" w:history="1">
+        <w:r>
+          <w:rPr>
+            <w:rStyle w:val="Hyperlink"/>
+            <w:rFonts w:eastAsiaTheme="majorEastAsia"/>
+            <w:b/>
+            <w:bCs/>
+            <w:color w:val="000080"/>
+          </w:rPr>
+          <w:t>MAX</w:t>
+        </w:r>
+      </w:hyperlink>
+      <w:r>
+        <w:rPr>
+          <w:rStyle w:val="jush"/>
+          <w:rFonts w:eastAsiaTheme="majorEastAsia"/>
+          <w:color w:val="000000"/>
+        </w:rPr>
+        <w:t xml:space="preserve">(SAL) &gt; </w:t>
+      </w:r>
+      <w:r>
+        <w:rPr>
+          <w:rStyle w:val="jush-op"/>
+          <w:rFonts w:eastAsiaTheme="majorEastAsia"/>
+          <w:color w:val="007F7F"/>
+        </w:rPr>
+        <w:t>1500</w:t>
+      </w:r>
+      <w:r>
+        <w:rPr>
+          <w:color w:val="000000"/>
+        </w:rPr>
+        <w:br/>
+      </w:r>
+      <w:r>
+        <w:rPr>
+          <w:rStyle w:val="jush"/>
+          <w:rFonts w:eastAsiaTheme="majorEastAsia"/>
+          <w:color w:val="000000"/>
+        </w:rPr>
+        <w:t>ORDER BY DEPTNO, JOB;</w:t>
+      </w:r>
+    </w:p>
+    <w:p>
+      <w:r>
+        <w:lastRenderedPageBreak/>
+        <w:drawing>
+          <wp:inline distT="0" distB="0" distL="0" distR="0" wp14:anchorId="7CA200A7" wp14:editId="16BB5FC2">
+            <wp:extent cx="5731510" cy="2629535"/>
+            <wp:effectExtent l="0" t="0" r="2540" b="0"/>
+            <wp:docPr id="14" name="Picture 14"/>
+            <wp:cNvGraphicFramePr>
+              <a:graphicFrameLocks xmlns:a="http://schemas.openxmlformats.org/drawingml/2006/main" noChangeAspect="1"/>
+            </wp:cNvGraphicFramePr>
+            <a:graphic xmlns:a="http://schemas.openxmlformats.org/drawingml/2006/main">
+              <a:graphicData uri="http://schemas.openxmlformats.org/drawingml/2006/picture">
+                <pic:pic xmlns:pic="http://schemas.openxmlformats.org/drawingml/2006/picture">
+                  <pic:nvPicPr>
+                    <pic:cNvPr id="1" name=""/>
+                    <pic:cNvPicPr/>
+                  </pic:nvPicPr>
+                  <pic:blipFill>
+                    <a:blip r:embed="rId52"/>
+                    <a:stretch>
+                      <a:fillRect/>
+                    </a:stretch>
+                  </pic:blipFill>
+                  <pic:spPr>
+                    <a:xfrm>
+                      <a:off x="0" y="0"/>
+                      <a:ext cx="5731510" cy="2629535"/>
+                    </a:xfrm>
+                    <a:prstGeom prst="rect">
+                      <a:avLst/>
+                    </a:prstGeom>
+                  </pic:spPr>
+                </pic:pic>
+              </a:graphicData>
+            </a:graphic>
+          </wp:inline>
+        </w:drawing>
+      </w:r>
+    </w:p>
+    <w:p>
       <w:r>
         <w:t>15. Find the minimum and maximum salaries of managers in each department.</w:t>
       </w:r>
     </w:p>
     <w:p>
+      <w:pPr>
+        <w:pStyle w:val="HTMLPreformatted"/>
+        <w:pBdr>
+          <w:top w:val="inset" w:sz="6" w:space="2" w:color="CCCCCC"/>
+          <w:left w:val="inset" w:sz="6" w:space="2" w:color="CCCCCC"/>
+          <w:bottom w:val="inset" w:sz="6" w:space="2" w:color="CCCCCC"/>
+          <w:right w:val="inset" w:sz="6" w:space="2" w:color="CCCCCC"/>
+        </w:pBdr>
+        <w:spacing w:before="240"/>
+        <w:rPr>
+          <w:color w:val="000000"/>
+        </w:rPr>
+      </w:pPr>
+      <w:r>
+        <w:t>A:</w:t>
+      </w:r>
+      <w:r>
+        <w:rPr>
+          <w:rStyle w:val="Heading3Char"/>
+          <w:color w:val="000000"/>
+        </w:rPr>
+        <w:t xml:space="preserve"> </w:t>
+      </w:r>
+      <w:hyperlink r:id="rId53" w:tgtFrame="_blank" w:history="1">
+        <w:r>
+          <w:rPr>
+            <w:rStyle w:val="Hyperlink"/>
+            <w:rFonts w:eastAsiaTheme="majorEastAsia"/>
+            <w:b/>
+            <w:bCs/>
+            <w:color w:val="000080"/>
+          </w:rPr>
+          <w:t>SELECT</w:t>
+        </w:r>
+      </w:hyperlink>
+      <w:r>
+        <w:rPr>
+          <w:rStyle w:val="jush"/>
+          <w:rFonts w:eastAsiaTheme="majorEastAsia"/>
+          <w:color w:val="000000"/>
+        </w:rPr>
+        <w:t xml:space="preserve"> DEPTNO</w:t>
+      </w:r>
+      <w:proofErr w:type="gramStart"/>
+      <w:r>
+        <w:rPr>
+          <w:rStyle w:val="jush"/>
+          <w:rFonts w:eastAsiaTheme="majorEastAsia"/>
+          <w:color w:val="000000"/>
+        </w:rPr>
+        <w:t>,</w:t>
+      </w:r>
+      <w:proofErr w:type="gramEnd"/>
+      <w:r>
+        <w:rPr>
+          <w:color w:val="000000"/>
+        </w:rPr>
+        <w:br/>
+      </w:r>
+      <w:hyperlink r:id="rId54" w:tgtFrame="_blank" w:history="1">
+        <w:r>
+          <w:rPr>
+            <w:rStyle w:val="Hyperlink"/>
+            <w:rFonts w:eastAsiaTheme="majorEastAsia"/>
+            <w:b/>
+            <w:bCs/>
+            <w:color w:val="000080"/>
+          </w:rPr>
+          <w:t>MIN</w:t>
+        </w:r>
+      </w:hyperlink>
+      <w:r>
+        <w:rPr>
+          <w:rStyle w:val="jush"/>
+          <w:rFonts w:eastAsiaTheme="majorEastAsia"/>
+          <w:color w:val="000000"/>
+        </w:rPr>
+        <w:t>(SAL) AS MINIMUM_SALARY,</w:t>
+      </w:r>
+      <w:r>
+        <w:rPr>
+          <w:color w:val="000000"/>
+        </w:rPr>
+        <w:br/>
+      </w:r>
+      <w:hyperlink r:id="rId55" w:tgtFrame="_blank" w:history="1">
+        <w:r>
+          <w:rPr>
+            <w:rStyle w:val="Hyperlink"/>
+            <w:rFonts w:eastAsiaTheme="majorEastAsia"/>
+            <w:b/>
+            <w:bCs/>
+            <w:color w:val="000080"/>
+          </w:rPr>
+          <w:t>MAX</w:t>
+        </w:r>
+      </w:hyperlink>
+      <w:r>
+        <w:rPr>
+          <w:rStyle w:val="jush"/>
+          <w:rFonts w:eastAsiaTheme="majorEastAsia"/>
+          <w:color w:val="000000"/>
+        </w:rPr>
+        <w:t>(SAL) AS MAXIMUM_SALARY</w:t>
+      </w:r>
+      <w:r>
+        <w:rPr>
+          <w:color w:val="000000"/>
+        </w:rPr>
+        <w:br/>
+      </w:r>
+      <w:r>
+        <w:rPr>
+          <w:rStyle w:val="jush"/>
+          <w:rFonts w:eastAsiaTheme="majorEastAsia"/>
+          <w:color w:val="000000"/>
+        </w:rPr>
+        <w:t>FROM EMP</w:t>
+      </w:r>
+      <w:r>
+        <w:rPr>
+          <w:color w:val="000000"/>
+        </w:rPr>
+        <w:br/>
+      </w:r>
+      <w:r>
+        <w:rPr>
+          <w:rStyle w:val="jush"/>
+          <w:rFonts w:eastAsiaTheme="majorEastAsia"/>
+          <w:color w:val="000000"/>
+        </w:rPr>
+        <w:t xml:space="preserve">WHERE JOB = </w:t>
+      </w:r>
+      <w:r>
+        <w:rPr>
+          <w:rStyle w:val="jush-op"/>
+          <w:rFonts w:eastAsiaTheme="majorEastAsia"/>
+          <w:color w:val="008000"/>
+        </w:rPr>
+        <w:t>'</w:t>
+      </w:r>
+      <w:r>
+        <w:rPr>
+          <w:rStyle w:val="jush-sqlapo"/>
+          <w:rFonts w:eastAsiaTheme="majorEastAsia"/>
+          <w:color w:val="008000"/>
+        </w:rPr>
+        <w:t>MANAGER</w:t>
+      </w:r>
+      <w:r>
+        <w:rPr>
+          <w:rStyle w:val="jush-op"/>
+          <w:rFonts w:eastAsiaTheme="majorEastAsia"/>
+          <w:color w:val="008000"/>
+        </w:rPr>
+        <w:t>'</w:t>
+      </w:r>
+      <w:r>
+        <w:rPr>
+          <w:color w:val="000000"/>
+        </w:rPr>
+        <w:br/>
+      </w:r>
+      <w:r>
+        <w:rPr>
+          <w:rStyle w:val="jush"/>
+          <w:rFonts w:eastAsiaTheme="majorEastAsia"/>
+          <w:color w:val="000000"/>
+        </w:rPr>
+        <w:t>GROUP BY DEPTNO</w:t>
+      </w:r>
+      <w:r>
+        <w:rPr>
+          <w:color w:val="000000"/>
+        </w:rPr>
+        <w:br/>
+      </w:r>
+      <w:r>
+        <w:rPr>
+          <w:rStyle w:val="jush"/>
+          <w:rFonts w:eastAsiaTheme="majorEastAsia"/>
+          <w:color w:val="000000"/>
+        </w:rPr>
+        <w:t>ORDER BY DEPTNO;</w:t>
+      </w:r>
+    </w:p>
+    <w:p>
+      <w:r>
+        <w:drawing>
+          <wp:inline distT="0" distB="0" distL="0" distR="0" wp14:anchorId="3367CEAB" wp14:editId="5BC17A89">
+            <wp:extent cx="5731510" cy="2447290"/>
+            <wp:effectExtent l="0" t="0" r="2540" b="0"/>
+            <wp:docPr id="15" name="Picture 15"/>
+            <wp:cNvGraphicFramePr>
+              <a:graphicFrameLocks xmlns:a="http://schemas.openxmlformats.org/drawingml/2006/main" noChangeAspect="1"/>
+            </wp:cNvGraphicFramePr>
+            <a:graphic xmlns:a="http://schemas.openxmlformats.org/drawingml/2006/main">
+              <a:graphicData uri="http://schemas.openxmlformats.org/drawingml/2006/picture">
+                <pic:pic xmlns:pic="http://schemas.openxmlformats.org/drawingml/2006/picture">
+                  <pic:nvPicPr>
+                    <pic:cNvPr id="1" name=""/>
+                    <pic:cNvPicPr/>
+                  </pic:nvPicPr>
+                  <pic:blipFill>
+                    <a:blip r:embed="rId56"/>
+                    <a:stretch>
+                      <a:fillRect/>
+                    </a:stretch>
+                  </pic:blipFill>
+                  <pic:spPr>
+                    <a:xfrm>
+                      <a:off x="0" y="0"/>
+                      <a:ext cx="5731510" cy="2447290"/>
+                    </a:xfrm>
+                    <a:prstGeom prst="rect">
+                      <a:avLst/>
+                    </a:prstGeom>
+                  </pic:spPr>
+                </pic:pic>
+              </a:graphicData>
+            </a:graphic>
+          </wp:inline>
+        </w:drawing>
+      </w:r>
+    </w:p>
+    <w:p>
       <w:r>
         <w:t>16. Display the names, jobs, salaries, and department numbers of employees working in the same department as SMITH.</w:t>
       </w:r>
     </w:p>
     <w:p>
+      <w:pPr>
+        <w:pStyle w:val="HTMLPreformatted"/>
+        <w:pBdr>
+          <w:top w:val="inset" w:sz="6" w:space="2" w:color="CCCCCC"/>
+          <w:left w:val="inset" w:sz="6" w:space="2" w:color="CCCCCC"/>
+          <w:bottom w:val="inset" w:sz="6" w:space="2" w:color="CCCCCC"/>
+          <w:right w:val="inset" w:sz="6" w:space="2" w:color="CCCCCC"/>
+        </w:pBdr>
+        <w:spacing w:before="240"/>
+        <w:rPr>
+          <w:color w:val="000000"/>
+        </w:rPr>
+      </w:pPr>
+      <w:r>
+        <w:t>A:</w:t>
+      </w:r>
+      <w:r>
+        <w:rPr>
+          <w:rStyle w:val="Heading3Char"/>
+          <w:color w:val="000000"/>
+        </w:rPr>
+        <w:t xml:space="preserve"> </w:t>
+      </w:r>
+      <w:hyperlink r:id="rId57" w:tgtFrame="_blank" w:history="1">
+        <w:r>
+          <w:rPr>
+            <w:rStyle w:val="Hyperlink"/>
+            <w:rFonts w:eastAsiaTheme="majorEastAsia"/>
+            <w:b/>
+            <w:bCs/>
+            <w:color w:val="000080"/>
+          </w:rPr>
+          <w:t>SELECT</w:t>
+        </w:r>
+      </w:hyperlink>
+      <w:r>
+        <w:rPr>
+          <w:rStyle w:val="jush"/>
+          <w:rFonts w:eastAsiaTheme="majorEastAsia"/>
+          <w:color w:val="000000"/>
+        </w:rPr>
+        <w:t xml:space="preserve"> ENAME, JOB, SAL, DEPTNO</w:t>
+      </w:r>
+      <w:r>
+        <w:rPr>
+          <w:color w:val="000000"/>
+        </w:rPr>
+        <w:br/>
+      </w:r>
+      <w:r>
+        <w:rPr>
+          <w:rStyle w:val="jush"/>
+          <w:rFonts w:eastAsiaTheme="majorEastAsia"/>
+          <w:color w:val="000000"/>
+        </w:rPr>
+        <w:t>FROM EMP</w:t>
+      </w:r>
+      <w:r>
+        <w:rPr>
+          <w:color w:val="000000"/>
+        </w:rPr>
+        <w:br/>
+      </w:r>
+      <w:r>
+        <w:rPr>
+          <w:rStyle w:val="jush"/>
+          <w:rFonts w:eastAsiaTheme="majorEastAsia"/>
+          <w:color w:val="000000"/>
+        </w:rPr>
+        <w:t>WHERE DEPTNO = (</w:t>
+      </w:r>
+      <w:r>
+        <w:rPr>
+          <w:color w:val="000000"/>
+        </w:rPr>
+        <w:br/>
+      </w:r>
+      <w:hyperlink r:id="rId58" w:tgtFrame="_blank" w:history="1">
+        <w:r>
+          <w:rPr>
+            <w:rStyle w:val="Hyperlink"/>
+            <w:rFonts w:eastAsiaTheme="majorEastAsia"/>
+            <w:b/>
+            <w:bCs/>
+            <w:color w:val="000080"/>
+          </w:rPr>
+          <w:t>SELECT</w:t>
+        </w:r>
+      </w:hyperlink>
+      <w:r>
+        <w:rPr>
+          <w:rStyle w:val="jush"/>
+          <w:rFonts w:eastAsiaTheme="majorEastAsia"/>
+          <w:color w:val="000000"/>
+        </w:rPr>
+        <w:t xml:space="preserve"> DEPTNO</w:t>
+      </w:r>
+      <w:r>
+        <w:rPr>
+          <w:color w:val="000000"/>
+        </w:rPr>
+        <w:br/>
+      </w:r>
+      <w:r>
+        <w:rPr>
+          <w:rStyle w:val="jush"/>
+          <w:rFonts w:eastAsiaTheme="majorEastAsia"/>
+          <w:color w:val="000000"/>
+        </w:rPr>
+        <w:t>FROM EMP</w:t>
+      </w:r>
+      <w:r>
+        <w:rPr>
+          <w:color w:val="000000"/>
+        </w:rPr>
+        <w:br/>
+      </w:r>
+      <w:r>
+        <w:rPr>
+          <w:rStyle w:val="jush"/>
+          <w:rFonts w:eastAsiaTheme="majorEastAsia"/>
+          <w:color w:val="000000"/>
+        </w:rPr>
+        <w:t xml:space="preserve">WHERE ENAME = </w:t>
+      </w:r>
+      <w:r>
+        <w:rPr>
+          <w:rStyle w:val="jush-op"/>
+          <w:rFonts w:eastAsiaTheme="majorEastAsia"/>
+          <w:color w:val="008000"/>
+        </w:rPr>
+        <w:t>'</w:t>
+      </w:r>
+      <w:r>
+        <w:rPr>
+          <w:rStyle w:val="jush-sqlapo"/>
+          <w:rFonts w:eastAsiaTheme="majorEastAsia"/>
+          <w:color w:val="008000"/>
+        </w:rPr>
+        <w:t>SMITH</w:t>
+      </w:r>
+      <w:r>
+        <w:rPr>
+          <w:rStyle w:val="jush-op"/>
+          <w:rFonts w:eastAsiaTheme="majorEastAsia"/>
+          <w:color w:val="008000"/>
+        </w:rPr>
+        <w:t>'</w:t>
+      </w:r>
+      <w:r>
+        <w:rPr>
+          <w:color w:val="000000"/>
+        </w:rPr>
+        <w:br/>
+      </w:r>
+      <w:proofErr w:type="gramStart"/>
+      <w:r>
+        <w:rPr>
+          <w:rStyle w:val="jush"/>
+          <w:rFonts w:eastAsiaTheme="majorEastAsia"/>
+          <w:color w:val="000000"/>
+        </w:rPr>
+        <w:t>)</w:t>
+      </w:r>
+      <w:proofErr w:type="gramEnd"/>
+      <w:r>
+        <w:rPr>
+          <w:color w:val="000000"/>
+        </w:rPr>
+        <w:br/>
+      </w:r>
+      <w:r>
+        <w:rPr>
+          <w:rStyle w:val="jush"/>
+          <w:rFonts w:eastAsiaTheme="majorEastAsia"/>
+          <w:color w:val="000000"/>
+        </w:rPr>
+        <w:t>ORDER BY ENAME;</w:t>
+      </w:r>
+    </w:p>
+    <w:p>
+      <w:r>
+        <w:lastRenderedPageBreak/>
+        <w:drawing>
+          <wp:inline distT="0" distB="0" distL="0" distR="0" wp14:anchorId="0797248D" wp14:editId="5B184C7A">
+            <wp:extent cx="5731510" cy="3367405"/>
+            <wp:effectExtent l="0" t="0" r="2540" b="4445"/>
+            <wp:docPr id="16" name="Picture 16"/>
+            <wp:cNvGraphicFramePr>
+              <a:graphicFrameLocks xmlns:a="http://schemas.openxmlformats.org/drawingml/2006/main" noChangeAspect="1"/>
+            </wp:cNvGraphicFramePr>
+            <a:graphic xmlns:a="http://schemas.openxmlformats.org/drawingml/2006/main">
+              <a:graphicData uri="http://schemas.openxmlformats.org/drawingml/2006/picture">
+                <pic:pic xmlns:pic="http://schemas.openxmlformats.org/drawingml/2006/picture">
+                  <pic:nvPicPr>
+                    <pic:cNvPr id="1" name=""/>
+                    <pic:cNvPicPr/>
+                  </pic:nvPicPr>
+                  <pic:blipFill>
+                    <a:blip r:embed="rId59"/>
+                    <a:stretch>
+                      <a:fillRect/>
+                    </a:stretch>
+                  </pic:blipFill>
+                  <pic:spPr>
+                    <a:xfrm>
+                      <a:off x="0" y="0"/>
+                      <a:ext cx="5731510" cy="3367405"/>
+                    </a:xfrm>
+                    <a:prstGeom prst="rect">
+                      <a:avLst/>
+                    </a:prstGeom>
+                  </pic:spPr>
+                </pic:pic>
+              </a:graphicData>
+            </a:graphic>
+          </wp:inline>
+        </w:drawing>
+      </w:r>
+    </w:p>
+    <w:p>
       <w:r>
         <w:t>17. Display the employee name, job, annual salary, and department number of employees earning more than JONES.</w:t>
       </w:r>
     </w:p>
     <w:p>
+      <w:pPr>
+        <w:pStyle w:val="HTMLPreformatted"/>
+        <w:pBdr>
+          <w:top w:val="inset" w:sz="6" w:space="2" w:color="CCCCCC"/>
+          <w:left w:val="inset" w:sz="6" w:space="2" w:color="CCCCCC"/>
+          <w:bottom w:val="inset" w:sz="6" w:space="2" w:color="CCCCCC"/>
+          <w:right w:val="inset" w:sz="6" w:space="2" w:color="CCCCCC"/>
+        </w:pBdr>
+        <w:spacing w:before="240"/>
+        <w:rPr>
+          <w:color w:val="000000"/>
+        </w:rPr>
+      </w:pPr>
+      <w:r>
+        <w:t>A:</w:t>
+      </w:r>
+      <w:r>
+        <w:rPr>
+          <w:rStyle w:val="Heading3Char"/>
+          <w:color w:val="000000"/>
+        </w:rPr>
+        <w:t xml:space="preserve"> </w:t>
+      </w:r>
+      <w:hyperlink r:id="rId60" w:tgtFrame="_blank" w:history="1">
+        <w:r>
+          <w:rPr>
+            <w:rStyle w:val="Hyperlink"/>
+            <w:rFonts w:eastAsiaTheme="majorEastAsia"/>
+            <w:b/>
+            <w:bCs/>
+          </w:rPr>
+          <w:t>SELECT</w:t>
+        </w:r>
+      </w:hyperlink>
+      <w:r>
+        <w:rPr>
+          <w:rStyle w:val="jush"/>
+          <w:rFonts w:eastAsiaTheme="majorEastAsia"/>
+          <w:color w:val="000000"/>
+        </w:rPr>
+        <w:t xml:space="preserve"> ENAME</w:t>
+      </w:r>
+      <w:proofErr w:type="gramStart"/>
+      <w:r>
+        <w:rPr>
+          <w:rStyle w:val="jush"/>
+          <w:rFonts w:eastAsiaTheme="majorEastAsia"/>
+          <w:color w:val="000000"/>
+        </w:rPr>
+        <w:t>,JOB</w:t>
+      </w:r>
+      <w:proofErr w:type="gramEnd"/>
+      <w:r>
+        <w:rPr>
+          <w:rStyle w:val="jush"/>
+          <w:rFonts w:eastAsiaTheme="majorEastAsia"/>
+          <w:color w:val="000000"/>
+        </w:rPr>
+        <w:t>,</w:t>
+      </w:r>
+      <w:r>
+        <w:rPr>
+          <w:color w:val="000000"/>
+        </w:rPr>
+        <w:br/>
+      </w:r>
+      <w:r>
+        <w:rPr>
+          <w:rStyle w:val="jush"/>
+          <w:rFonts w:eastAsiaTheme="majorEastAsia"/>
+          <w:color w:val="000000"/>
+        </w:rPr>
+        <w:t xml:space="preserve">SAL * </w:t>
+      </w:r>
+      <w:r>
+        <w:rPr>
+          <w:rStyle w:val="jush-op"/>
+          <w:rFonts w:eastAsiaTheme="majorEastAsia"/>
+          <w:color w:val="007F7F"/>
+        </w:rPr>
+        <w:t>12</w:t>
+      </w:r>
+      <w:r>
+        <w:rPr>
+          <w:rStyle w:val="jush"/>
+          <w:rFonts w:eastAsiaTheme="majorEastAsia"/>
+          <w:color w:val="000000"/>
+        </w:rPr>
+        <w:t xml:space="preserve"> AS ANNUAL_SALARY, DEPTNO</w:t>
+      </w:r>
+      <w:r>
+        <w:rPr>
+          <w:color w:val="000000"/>
+        </w:rPr>
+        <w:br/>
+      </w:r>
+      <w:r>
+        <w:rPr>
+          <w:rStyle w:val="jush"/>
+          <w:rFonts w:eastAsiaTheme="majorEastAsia"/>
+          <w:color w:val="000000"/>
+        </w:rPr>
+        <w:t>FROM EMP</w:t>
+      </w:r>
+      <w:r>
+        <w:rPr>
+          <w:color w:val="000000"/>
+        </w:rPr>
+        <w:br/>
+      </w:r>
+      <w:r>
+        <w:rPr>
+          <w:rStyle w:val="jush"/>
+          <w:rFonts w:eastAsiaTheme="majorEastAsia"/>
+          <w:color w:val="000000"/>
+        </w:rPr>
+        <w:t>WHERE SAL &gt; (</w:t>
+      </w:r>
+      <w:r>
+        <w:rPr>
+          <w:color w:val="000000"/>
+        </w:rPr>
+        <w:br/>
+      </w:r>
+      <w:r>
+        <w:rPr>
+          <w:rStyle w:val="jush"/>
+          <w:rFonts w:eastAsiaTheme="majorEastAsia"/>
+          <w:color w:val="000000"/>
+        </w:rPr>
+        <w:t xml:space="preserve">    </w:t>
+      </w:r>
+      <w:hyperlink r:id="rId61" w:tgtFrame="_blank" w:history="1">
+        <w:r>
+          <w:rPr>
+            <w:rStyle w:val="Hyperlink"/>
+            <w:rFonts w:eastAsiaTheme="majorEastAsia"/>
+            <w:b/>
+            <w:bCs/>
+            <w:color w:val="000080"/>
+          </w:rPr>
+          <w:t>SELECT</w:t>
+        </w:r>
+      </w:hyperlink>
+      <w:r>
+        <w:rPr>
+          <w:rStyle w:val="jush"/>
+          <w:rFonts w:eastAsiaTheme="majorEastAsia"/>
+          <w:color w:val="000000"/>
+        </w:rPr>
+        <w:t xml:space="preserve"> SAL</w:t>
+      </w:r>
+      <w:r>
+        <w:rPr>
+          <w:color w:val="000000"/>
+        </w:rPr>
+        <w:br/>
+      </w:r>
+      <w:r>
+        <w:rPr>
+          <w:rStyle w:val="jush"/>
+          <w:rFonts w:eastAsiaTheme="majorEastAsia"/>
+          <w:color w:val="000000"/>
+        </w:rPr>
+        <w:t xml:space="preserve">    FROM EMP</w:t>
+      </w:r>
+      <w:r>
+        <w:rPr>
+          <w:color w:val="000000"/>
+        </w:rPr>
+        <w:br/>
+      </w:r>
+      <w:r>
+        <w:rPr>
+          <w:rStyle w:val="jush"/>
+          <w:rFonts w:eastAsiaTheme="majorEastAsia"/>
+          <w:color w:val="000000"/>
+        </w:rPr>
+        <w:t xml:space="preserve">    WHERE ENAME = </w:t>
+      </w:r>
+      <w:r>
+        <w:rPr>
+          <w:rStyle w:val="jush-op"/>
+          <w:rFonts w:eastAsiaTheme="majorEastAsia"/>
+          <w:color w:val="008000"/>
+        </w:rPr>
+        <w:t>'</w:t>
+      </w:r>
+      <w:r>
+        <w:rPr>
+          <w:rStyle w:val="jush-sqlapo"/>
+          <w:rFonts w:eastAsiaTheme="majorEastAsia"/>
+          <w:color w:val="008000"/>
+        </w:rPr>
+        <w:t>JONES</w:t>
+      </w:r>
+      <w:r>
+        <w:rPr>
+          <w:rStyle w:val="jush-op"/>
+          <w:rFonts w:eastAsiaTheme="majorEastAsia"/>
+          <w:color w:val="008000"/>
+        </w:rPr>
+        <w:t>'</w:t>
+      </w:r>
+      <w:r>
+        <w:rPr>
+          <w:color w:val="000000"/>
+        </w:rPr>
+        <w:br/>
+      </w:r>
+      <w:r>
+        <w:rPr>
+          <w:rStyle w:val="jush"/>
+          <w:rFonts w:eastAsiaTheme="majorEastAsia"/>
+          <w:color w:val="000000"/>
+        </w:rPr>
+        <w:t>)</w:t>
+      </w:r>
+      <w:r>
+        <w:rPr>
+          <w:color w:val="000000"/>
+        </w:rPr>
+        <w:br/>
+      </w:r>
+      <w:r>
+        <w:rPr>
+          <w:rStyle w:val="jush"/>
+          <w:rFonts w:eastAsiaTheme="majorEastAsia"/>
+          <w:color w:val="000000"/>
+        </w:rPr>
+        <w:t>ORDER BY SAL DESC;</w:t>
+      </w:r>
+    </w:p>
+    <w:p>
+      <w:r>
+        <w:drawing>
+          <wp:inline distT="0" distB="0" distL="0" distR="0" wp14:anchorId="69F17E1E" wp14:editId="141E0FC4">
+            <wp:extent cx="5731510" cy="2733675"/>
+            <wp:effectExtent l="0" t="0" r="2540" b="9525"/>
+            <wp:docPr id="17" name="Picture 17"/>
+            <wp:cNvGraphicFramePr>
+              <a:graphicFrameLocks xmlns:a="http://schemas.openxmlformats.org/drawingml/2006/main" noChangeAspect="1"/>
+            </wp:cNvGraphicFramePr>
+            <a:graphic xmlns:a="http://schemas.openxmlformats.org/drawingml/2006/main">
+              <a:graphicData uri="http://schemas.openxmlformats.org/drawingml/2006/picture">
+                <pic:pic xmlns:pic="http://schemas.openxmlformats.org/drawingml/2006/picture">
+                  <pic:nvPicPr>
+                    <pic:cNvPr id="1" name=""/>
+                    <pic:cNvPicPr/>
+                  </pic:nvPicPr>
+                  <pic:blipFill>
+                    <a:blip r:embed="rId62"/>
+                    <a:stretch>
+                      <a:fillRect/>
+                    </a:stretch>
+                  </pic:blipFill>
+                  <pic:spPr>
+                    <a:xfrm>
+                      <a:off x="0" y="0"/>
+                      <a:ext cx="5731510" cy="2733675"/>
+                    </a:xfrm>
+                    <a:prstGeom prst="rect">
+                      <a:avLst/>
+                    </a:prstGeom>
+                  </pic:spPr>
+                </pic:pic>
+              </a:graphicData>
+            </a:graphic>
+          </wp:inline>
+        </w:drawing>
+      </w:r>
+    </w:p>
+    <w:p>
       <w:r>
         <w:t>18. Display the employees who joined the company after MILLER.</w:t>
       </w:r>
     </w:p>
     <w:p>
+      <w:pPr>
+        <w:pStyle w:val="HTMLPreformatted"/>
+        <w:pBdr>
+          <w:top w:val="inset" w:sz="6" w:space="2" w:color="CCCCCC"/>
+          <w:left w:val="inset" w:sz="6" w:space="2" w:color="CCCCCC"/>
+          <w:bottom w:val="inset" w:sz="6" w:space="2" w:color="CCCCCC"/>
+          <w:right w:val="inset" w:sz="6" w:space="2" w:color="CCCCCC"/>
+        </w:pBdr>
+        <w:spacing w:before="240"/>
+        <w:rPr>
+          <w:color w:val="000000"/>
+        </w:rPr>
+      </w:pPr>
+      <w:r>
+        <w:lastRenderedPageBreak/>
+        <w:t>A:</w:t>
+      </w:r>
+      <w:r>
+        <w:rPr>
+          <w:rStyle w:val="Heading3Char"/>
+          <w:color w:val="000000"/>
+        </w:rPr>
+        <w:t xml:space="preserve"> </w:t>
+      </w:r>
+      <w:hyperlink r:id="rId63" w:tgtFrame="_blank" w:history="1">
+        <w:r>
+          <w:rPr>
+            <w:rStyle w:val="Hyperlink"/>
+            <w:rFonts w:eastAsiaTheme="majorEastAsia"/>
+            <w:b/>
+            <w:bCs/>
+            <w:color w:val="000080"/>
+          </w:rPr>
+          <w:t>SELECT</w:t>
+        </w:r>
+      </w:hyperlink>
+      <w:r>
+        <w:rPr>
+          <w:rStyle w:val="jush"/>
+          <w:rFonts w:eastAsiaTheme="majorEastAsia"/>
+          <w:color w:val="000000"/>
+        </w:rPr>
+        <w:t xml:space="preserve"> ENAME</w:t>
+      </w:r>
+      <w:proofErr w:type="gramStart"/>
+      <w:r>
+        <w:rPr>
+          <w:rStyle w:val="jush"/>
+          <w:rFonts w:eastAsiaTheme="majorEastAsia"/>
+          <w:color w:val="000000"/>
+        </w:rPr>
+        <w:t>,DEPTNO,HIREDATE</w:t>
+      </w:r>
+      <w:proofErr w:type="gramEnd"/>
+      <w:r>
+        <w:rPr>
+          <w:rStyle w:val="jush"/>
+          <w:rFonts w:eastAsiaTheme="majorEastAsia"/>
+          <w:color w:val="000000"/>
+        </w:rPr>
+        <w:t xml:space="preserve"> FROM EMP WHERE </w:t>
+      </w:r>
+      <w:r>
+        <w:rPr>
+          <w:color w:val="000000"/>
+        </w:rPr>
+        <w:br/>
+      </w:r>
+      <w:r>
+        <w:rPr>
+          <w:rStyle w:val="jush"/>
+          <w:rFonts w:eastAsiaTheme="majorEastAsia"/>
+          <w:color w:val="000000"/>
+        </w:rPr>
+        <w:t>HIREDATE &gt; (</w:t>
+      </w:r>
+      <w:r>
+        <w:rPr>
+          <w:color w:val="000000"/>
+        </w:rPr>
+        <w:br/>
+      </w:r>
+      <w:hyperlink r:id="rId64" w:tgtFrame="_blank" w:history="1">
+        <w:r>
+          <w:rPr>
+            <w:rStyle w:val="Hyperlink"/>
+            <w:rFonts w:eastAsiaTheme="majorEastAsia"/>
+            <w:b/>
+            <w:bCs/>
+            <w:color w:val="000080"/>
+          </w:rPr>
+          <w:t>SELECT</w:t>
+        </w:r>
+      </w:hyperlink>
+      <w:r>
+        <w:rPr>
+          <w:rStyle w:val="jush"/>
+          <w:rFonts w:eastAsiaTheme="majorEastAsia"/>
+          <w:color w:val="000000"/>
+        </w:rPr>
+        <w:t xml:space="preserve"> HIREDATE</w:t>
+      </w:r>
+      <w:r>
+        <w:rPr>
+          <w:color w:val="000000"/>
+        </w:rPr>
+        <w:br/>
+      </w:r>
+      <w:r>
+        <w:rPr>
+          <w:rStyle w:val="jush"/>
+          <w:rFonts w:eastAsiaTheme="majorEastAsia"/>
+          <w:color w:val="000000"/>
+        </w:rPr>
+        <w:t xml:space="preserve">    FROM EMP</w:t>
+      </w:r>
+      <w:r>
+        <w:rPr>
+          <w:color w:val="000000"/>
+        </w:rPr>
+        <w:br/>
+      </w:r>
+      <w:r>
+        <w:rPr>
+          <w:rStyle w:val="jush"/>
+          <w:rFonts w:eastAsiaTheme="majorEastAsia"/>
+          <w:color w:val="000000"/>
+        </w:rPr>
+        <w:t xml:space="preserve">    WHERE ENAME = </w:t>
+      </w:r>
+      <w:r>
+        <w:rPr>
+          <w:rStyle w:val="jush-op"/>
+          <w:rFonts w:eastAsiaTheme="majorEastAsia"/>
+          <w:color w:val="008000"/>
+        </w:rPr>
+        <w:t>'</w:t>
+      </w:r>
+      <w:r>
+        <w:rPr>
+          <w:rStyle w:val="jush-sqlapo"/>
+          <w:rFonts w:eastAsiaTheme="majorEastAsia"/>
+          <w:color w:val="008000"/>
+        </w:rPr>
+        <w:t>MILLER</w:t>
+      </w:r>
+      <w:r>
+        <w:rPr>
+          <w:rStyle w:val="jush-op"/>
+          <w:rFonts w:eastAsiaTheme="majorEastAsia"/>
+          <w:color w:val="008000"/>
+        </w:rPr>
+        <w:t>'</w:t>
+      </w:r>
+      <w:r>
+        <w:rPr>
+          <w:color w:val="000000"/>
+        </w:rPr>
+        <w:br/>
+      </w:r>
+      <w:r>
+        <w:rPr>
+          <w:rStyle w:val="jush"/>
+          <w:rFonts w:eastAsiaTheme="majorEastAsia"/>
+          <w:color w:val="000000"/>
+        </w:rPr>
+        <w:t>);</w:t>
+      </w:r>
+    </w:p>
+    <w:p>
+      <w:r>
+        <w:drawing>
+          <wp:inline distT="0" distB="0" distL="0" distR="0" wp14:anchorId="2AD9ADBD" wp14:editId="10D031D5">
+            <wp:extent cx="5731510" cy="1851025"/>
+            <wp:effectExtent l="0" t="0" r="2540" b="0"/>
+            <wp:docPr id="18" name="Picture 18"/>
+            <wp:cNvGraphicFramePr>
+              <a:graphicFrameLocks xmlns:a="http://schemas.openxmlformats.org/drawingml/2006/main" noChangeAspect="1"/>
+            </wp:cNvGraphicFramePr>
+            <a:graphic xmlns:a="http://schemas.openxmlformats.org/drawingml/2006/main">
+              <a:graphicData uri="http://schemas.openxmlformats.org/drawingml/2006/picture">
+                <pic:pic xmlns:pic="http://schemas.openxmlformats.org/drawingml/2006/picture">
+                  <pic:nvPicPr>
+                    <pic:cNvPr id="1" name=""/>
+                    <pic:cNvPicPr/>
+                  </pic:nvPicPr>
+                  <pic:blipFill>
+                    <a:blip r:embed="rId65"/>
+                    <a:stretch>
+                      <a:fillRect/>
+                    </a:stretch>
+                  </pic:blipFill>
+                  <pic:spPr>
+                    <a:xfrm>
+                      <a:off x="0" y="0"/>
+                      <a:ext cx="5731510" cy="1851025"/>
+                    </a:xfrm>
+                    <a:prstGeom prst="rect">
+                      <a:avLst/>
+                    </a:prstGeom>
+                  </pic:spPr>
+                </pic:pic>
+              </a:graphicData>
+            </a:graphic>
+          </wp:inline>
+        </w:drawing>
+      </w:r>
+    </w:p>
+    <w:p>
       <w:r>
         <w:t>19. Find all employees who earn more than every employee working in department 30.</w:t>
       </w:r>
     </w:p>
     <w:p>
-      <w:r>
+      <w:pPr>
+        <w:pStyle w:val="HTMLPreformatted"/>
+        <w:pBdr>
+          <w:top w:val="inset" w:sz="6" w:space="2" w:color="CCCCCC"/>
+          <w:left w:val="inset" w:sz="6" w:space="2" w:color="CCCCCC"/>
+          <w:bottom w:val="inset" w:sz="6" w:space="2" w:color="CCCCCC"/>
+          <w:right w:val="inset" w:sz="6" w:space="2" w:color="CCCCCC"/>
+        </w:pBdr>
+        <w:spacing w:before="240"/>
+        <w:rPr>
+          <w:color w:val="000000"/>
+        </w:rPr>
+      </w:pPr>
+      <w:r>
+        <w:t>A:</w:t>
+      </w:r>
+      <w:r>
+        <w:rPr>
+          <w:rStyle w:val="Heading3Char"/>
+          <w:color w:val="000000"/>
+        </w:rPr>
+        <w:t xml:space="preserve"> </w:t>
+      </w:r>
+      <w:hyperlink r:id="rId66" w:tgtFrame="_blank" w:history="1">
+        <w:r>
+          <w:rPr>
+            <w:rStyle w:val="Hyperlink"/>
+            <w:rFonts w:eastAsiaTheme="majorEastAsia"/>
+            <w:b/>
+            <w:bCs/>
+            <w:color w:val="000080"/>
+          </w:rPr>
+          <w:t>SELECT</w:t>
+        </w:r>
+      </w:hyperlink>
+      <w:r>
+        <w:rPr>
+          <w:rStyle w:val="jush"/>
+          <w:rFonts w:eastAsiaTheme="majorEastAsia"/>
+          <w:color w:val="000000"/>
+        </w:rPr>
+        <w:t xml:space="preserve"> ENAME</w:t>
+      </w:r>
+      <w:proofErr w:type="gramStart"/>
+      <w:r>
+        <w:rPr>
+          <w:rStyle w:val="jush"/>
+          <w:rFonts w:eastAsiaTheme="majorEastAsia"/>
+          <w:color w:val="000000"/>
+        </w:rPr>
+        <w:t>,DEPTNO,JOB</w:t>
+      </w:r>
+      <w:proofErr w:type="gramEnd"/>
+      <w:r>
+        <w:rPr>
+          <w:rStyle w:val="jush"/>
+          <w:rFonts w:eastAsiaTheme="majorEastAsia"/>
+          <w:color w:val="000000"/>
+        </w:rPr>
+        <w:t xml:space="preserve"> FROM EMP WHERE </w:t>
+      </w:r>
+      <w:r>
+        <w:rPr>
+          <w:color w:val="000000"/>
+        </w:rPr>
+        <w:br/>
+      </w:r>
+      <w:r>
+        <w:rPr>
+          <w:rStyle w:val="jush"/>
+          <w:rFonts w:eastAsiaTheme="majorEastAsia"/>
+          <w:color w:val="000000"/>
+        </w:rPr>
+        <w:t xml:space="preserve">SAL &gt; </w:t>
+      </w:r>
+      <w:hyperlink r:id="rId67" w:tgtFrame="_blank" w:history="1">
+        <w:r>
+          <w:rPr>
+            <w:rStyle w:val="Hyperlink"/>
+            <w:rFonts w:eastAsiaTheme="majorEastAsia"/>
+            <w:b/>
+            <w:bCs/>
+            <w:color w:val="000080"/>
+          </w:rPr>
+          <w:t>ALL</w:t>
+        </w:r>
+      </w:hyperlink>
+      <w:r>
+        <w:rPr>
+          <w:rStyle w:val="jush"/>
+          <w:rFonts w:eastAsiaTheme="majorEastAsia"/>
+          <w:color w:val="000000"/>
+        </w:rPr>
+        <w:t xml:space="preserve"> (</w:t>
+      </w:r>
+      <w:r>
+        <w:rPr>
+          <w:color w:val="000000"/>
+        </w:rPr>
+        <w:br/>
+      </w:r>
+      <w:hyperlink r:id="rId68" w:tgtFrame="_blank" w:history="1">
+        <w:r>
+          <w:rPr>
+            <w:rStyle w:val="Hyperlink"/>
+            <w:rFonts w:eastAsiaTheme="majorEastAsia"/>
+            <w:b/>
+            <w:bCs/>
+            <w:color w:val="000080"/>
+          </w:rPr>
+          <w:t>SELECT</w:t>
+        </w:r>
+      </w:hyperlink>
+      <w:r>
+        <w:rPr>
+          <w:rStyle w:val="jush"/>
+          <w:rFonts w:eastAsiaTheme="majorEastAsia"/>
+          <w:color w:val="000000"/>
+        </w:rPr>
+        <w:t xml:space="preserve"> DEPTNO</w:t>
+      </w:r>
+      <w:r>
+        <w:rPr>
+          <w:color w:val="000000"/>
+        </w:rPr>
+        <w:br/>
+      </w:r>
+      <w:r>
+        <w:rPr>
+          <w:rStyle w:val="jush"/>
+          <w:rFonts w:eastAsiaTheme="majorEastAsia"/>
+          <w:color w:val="000000"/>
+        </w:rPr>
+        <w:t xml:space="preserve">    FROM EMP</w:t>
+      </w:r>
+      <w:r>
+        <w:rPr>
+          <w:color w:val="000000"/>
+        </w:rPr>
+        <w:br/>
+      </w:r>
+      <w:r>
+        <w:rPr>
+          <w:rStyle w:val="jush"/>
+          <w:rFonts w:eastAsiaTheme="majorEastAsia"/>
+          <w:color w:val="000000"/>
+        </w:rPr>
+        <w:t xml:space="preserve">    WHERE DEPTNO = </w:t>
+      </w:r>
+      <w:r>
+        <w:rPr>
+          <w:rStyle w:val="jush-op"/>
+          <w:rFonts w:eastAsiaTheme="majorEastAsia"/>
+          <w:color w:val="007F7F"/>
+        </w:rPr>
+        <w:t>30</w:t>
+      </w:r>
+      <w:r>
+        <w:rPr>
+          <w:color w:val="000000"/>
+        </w:rPr>
+        <w:br/>
+      </w:r>
+      <w:r>
+        <w:rPr>
+          <w:rStyle w:val="jush"/>
+          <w:rFonts w:eastAsiaTheme="majorEastAsia"/>
+          <w:color w:val="000000"/>
+        </w:rPr>
+        <w:t>)</w:t>
+      </w:r>
+      <w:r>
+        <w:rPr>
+          <w:color w:val="000000"/>
+        </w:rPr>
+        <w:br/>
+      </w:r>
+      <w:r>
+        <w:rPr>
+          <w:rStyle w:val="jush"/>
+          <w:rFonts w:eastAsiaTheme="majorEastAsia"/>
+          <w:color w:val="000000"/>
+        </w:rPr>
+        <w:t>ORDER BY DEPTNO;</w:t>
+      </w:r>
+    </w:p>
+    <w:p>
+      <w:bookmarkStart w:id="0" w:name="_GoBack"/>
+      <w:r>
+        <w:drawing>
+          <wp:inline distT="0" distB="0" distL="0" distR="0" wp14:anchorId="74929235" wp14:editId="6B85C473">
+            <wp:extent cx="5486400" cy="4355202"/>
+            <wp:effectExtent l="0" t="0" r="0" b="7620"/>
+            <wp:docPr id="19" name="Picture 19"/>
+            <wp:cNvGraphicFramePr>
+              <a:graphicFrameLocks xmlns:a="http://schemas.openxmlformats.org/drawingml/2006/main" noChangeAspect="1"/>
+            </wp:cNvGraphicFramePr>
+            <a:graphic xmlns:a="http://schemas.openxmlformats.org/drawingml/2006/main">
+              <a:graphicData uri="http://schemas.openxmlformats.org/drawingml/2006/picture">
+                <pic:pic xmlns:pic="http://schemas.openxmlformats.org/drawingml/2006/picture">
+                  <pic:nvPicPr>
+                    <pic:cNvPr id="1" name=""/>
+                    <pic:cNvPicPr/>
+                  </pic:nvPicPr>
+                  <pic:blipFill>
+                    <a:blip r:embed="rId69"/>
+                    <a:stretch>
+                      <a:fillRect/>
+                    </a:stretch>
+                  </pic:blipFill>
+                  <pic:spPr>
+                    <a:xfrm>
+                      <a:off x="0" y="0"/>
+                      <a:ext cx="5490518" cy="4358471"/>
+                    </a:xfrm>
+                    <a:prstGeom prst="rect">
+                      <a:avLst/>
+                    </a:prstGeom>
+                  </pic:spPr>
+                </pic:pic>
+              </a:graphicData>
+            </a:graphic>
+          </wp:inline>
+        </w:drawing>
+      </w:r>
+      <w:bookmarkEnd w:id="0"/>
+    </w:p>
+    <w:p>
+      <w:r>
+        <w:lastRenderedPageBreak/>
         <w:t>20. Find the second-highest distinct salary in the company.</w:t>
       </w:r>
     </w:p>
-    <w:p/>
+    <w:p>
+      <w:pPr>
+        <w:pStyle w:val="HTMLPreformatted"/>
+        <w:pBdr>
+          <w:top w:val="inset" w:sz="6" w:space="2" w:color="CCCCCC"/>
+          <w:left w:val="inset" w:sz="6" w:space="2" w:color="CCCCCC"/>
+          <w:bottom w:val="inset" w:sz="6" w:space="2" w:color="CCCCCC"/>
+          <w:right w:val="inset" w:sz="6" w:space="2" w:color="CCCCCC"/>
+        </w:pBdr>
+        <w:spacing w:before="240"/>
+        <w:rPr>
+          <w:color w:val="000000"/>
+        </w:rPr>
+      </w:pPr>
+      <w:r>
+        <w:t>A:</w:t>
+      </w:r>
+      <w:r>
+        <w:rPr>
+          <w:rStyle w:val="Heading3Char"/>
+          <w:color w:val="000000"/>
+        </w:rPr>
+        <w:t xml:space="preserve"> </w:t>
+      </w:r>
+      <w:hyperlink r:id="rId70" w:tgtFrame="_blank" w:history="1">
+        <w:r>
+          <w:rPr>
+            <w:rStyle w:val="Hyperlink"/>
+            <w:rFonts w:eastAsiaTheme="majorEastAsia"/>
+            <w:b/>
+            <w:bCs/>
+            <w:color w:val="000080"/>
+          </w:rPr>
+          <w:t>SELECT</w:t>
+        </w:r>
+      </w:hyperlink>
+      <w:r>
+        <w:rPr>
+          <w:rStyle w:val="jush"/>
+          <w:rFonts w:eastAsiaTheme="majorEastAsia"/>
+          <w:color w:val="000000"/>
+        </w:rPr>
+        <w:t xml:space="preserve"> </w:t>
+      </w:r>
+      <w:hyperlink r:id="rId71" w:tgtFrame="_blank" w:history="1">
+        <w:proofErr w:type="gramStart"/>
+        <w:r>
+          <w:rPr>
+            <w:rStyle w:val="Hyperlink"/>
+            <w:rFonts w:eastAsiaTheme="majorEastAsia"/>
+            <w:b/>
+            <w:bCs/>
+            <w:color w:val="000080"/>
+          </w:rPr>
+          <w:t>MAX</w:t>
+        </w:r>
+        <w:proofErr w:type="gramEnd"/>
+      </w:hyperlink>
+      <w:r>
+        <w:rPr>
+          <w:rStyle w:val="jush"/>
+          <w:rFonts w:eastAsiaTheme="majorEastAsia"/>
+          <w:color w:val="000000"/>
+        </w:rPr>
+        <w:t>(SAL) AS SECOND_HIGHEST</w:t>
+      </w:r>
+      <w:r>
+        <w:rPr>
+          <w:color w:val="000000"/>
+        </w:rPr>
+        <w:br/>
+      </w:r>
+      <w:r>
+        <w:rPr>
+          <w:rStyle w:val="jush"/>
+          <w:rFonts w:eastAsiaTheme="majorEastAsia"/>
+          <w:color w:val="000000"/>
+        </w:rPr>
+        <w:t>FROM EMP WHERE SAL&lt;(</w:t>
+      </w:r>
+      <w:r>
+        <w:rPr>
+          <w:color w:val="000000"/>
+        </w:rPr>
+        <w:br/>
+      </w:r>
+      <w:hyperlink r:id="rId72" w:tgtFrame="_blank" w:history="1">
+        <w:r>
+          <w:rPr>
+            <w:rStyle w:val="Hyperlink"/>
+            <w:rFonts w:eastAsiaTheme="majorEastAsia"/>
+            <w:b/>
+            <w:bCs/>
+            <w:color w:val="000080"/>
+          </w:rPr>
+          <w:t>SELECT</w:t>
+        </w:r>
+      </w:hyperlink>
+      <w:r>
+        <w:rPr>
+          <w:rStyle w:val="jush"/>
+          <w:rFonts w:eastAsiaTheme="majorEastAsia"/>
+          <w:color w:val="000000"/>
+        </w:rPr>
+        <w:t xml:space="preserve"> </w:t>
+      </w:r>
+      <w:hyperlink r:id="rId73" w:tgtFrame="_blank" w:history="1">
+        <w:r>
+          <w:rPr>
+            <w:rStyle w:val="Hyperlink"/>
+            <w:rFonts w:eastAsiaTheme="majorEastAsia"/>
+            <w:b/>
+            <w:bCs/>
+            <w:color w:val="000080"/>
+          </w:rPr>
+          <w:t>MAX</w:t>
+        </w:r>
+      </w:hyperlink>
+      <w:r>
+        <w:rPr>
+          <w:rStyle w:val="jush"/>
+          <w:rFonts w:eastAsiaTheme="majorEastAsia"/>
+          <w:color w:val="000000"/>
+        </w:rPr>
+        <w:t>(SAL) FROM</w:t>
+      </w:r>
+      <w:r>
+        <w:rPr>
+          <w:color w:val="000000"/>
+        </w:rPr>
+        <w:br/>
+      </w:r>
+      <w:r>
+        <w:rPr>
+          <w:rStyle w:val="jush"/>
+          <w:rFonts w:eastAsiaTheme="majorEastAsia"/>
+          <w:color w:val="000000"/>
+        </w:rPr>
+        <w:t>EMP</w:t>
+      </w:r>
+      <w:r>
+        <w:rPr>
+          <w:color w:val="000000"/>
+        </w:rPr>
+        <w:br/>
+      </w:r>
+      <w:r>
+        <w:rPr>
+          <w:rStyle w:val="jush"/>
+          <w:rFonts w:eastAsiaTheme="majorEastAsia"/>
+          <w:color w:val="000000"/>
+        </w:rPr>
+        <w:t>);</w:t>
+      </w:r>
+    </w:p>
+    <w:p>
+      <w:r>
+        <w:drawing>
+          <wp:inline distT="0" distB="0" distL="0" distR="0" wp14:anchorId="0DB7AE6D" wp14:editId="7F9282E0">
+            <wp:extent cx="5731510" cy="1782445"/>
+            <wp:effectExtent l="0" t="0" r="2540" b="8255"/>
+            <wp:docPr id="20" name="Picture 20"/>
+            <wp:cNvGraphicFramePr>
+              <a:graphicFrameLocks xmlns:a="http://schemas.openxmlformats.org/drawingml/2006/main" noChangeAspect="1"/>
+            </wp:cNvGraphicFramePr>
+            <a:graphic xmlns:a="http://schemas.openxmlformats.org/drawingml/2006/main">
+              <a:graphicData uri="http://schemas.openxmlformats.org/drawingml/2006/picture">
+                <pic:pic xmlns:pic="http://schemas.openxmlformats.org/drawingml/2006/picture">
+                  <pic:nvPicPr>
+                    <pic:cNvPr id="1" name=""/>
+                    <pic:cNvPicPr/>
+                  </pic:nvPicPr>
+                  <pic:blipFill>
+                    <a:blip r:embed="rId74"/>
+                    <a:stretch>
+                      <a:fillRect/>
+                    </a:stretch>
+                  </pic:blipFill>
+                  <pic:spPr>
+                    <a:xfrm>
+                      <a:off x="0" y="0"/>
+                      <a:ext cx="5731510" cy="1782445"/>
+                    </a:xfrm>
+                    <a:prstGeom prst="rect">
+                      <a:avLst/>
+                    </a:prstGeom>
+                  </pic:spPr>
+                </pic:pic>
+              </a:graphicData>
+            </a:graphic>
+          </wp:inline>
+        </w:drawing>
+      </w:r>
+    </w:p>
     <w:p/>
     <w:sectPr>
       <w:pgSz w:w="11906" w:h="16838"/>
@@ -1565,7 +4702,6 @@
     <w:basedOn w:val="Normal"/>
     <w:link w:val="HTMLPreformattedChar"/>
     <w:uiPriority w:val="99"/>
-    <w:semiHidden/>
     <w:unhideWhenUsed/>
     <w:rsid w:val="00346390"/>
     <w:pPr>
@@ -1603,7 +4739,6 @@
     <w:basedOn w:val="DefaultParagraphFont"/>
     <w:link w:val="HTMLPreformatted"/>
     <w:uiPriority w:val="99"/>
-    <w:semiHidden/>
     <w:rsid w:val="00346390"/>
     <w:rPr>
       <w:rFonts w:ascii="Courier New" w:eastAsia="Times New Roman" w:hAnsi="Courier New" w:cs="Courier New"/>
